--- a/TP3.docx
+++ b/TP3.docx
@@ -28,13 +28,7 @@
         <w:jc w:val="both"/>
       </w:pPr>
       <w:r>
-        <w:t xml:space="preserve">La semántica en un lenguaje de programación define el significado y su comportamiento en el código, determina que sucede cuando un programa es ejecutado. </w:t>
-      </w:r>
-      <w:r>
-        <w:t>Mientras</w:t>
-      </w:r>
-      <w:r>
-        <w:t xml:space="preserve"> la sintaxis dicta las reglas para su escritura, la semántica determina la lógica o los que  la computadora hace realmente con esa porción de código. Esto es esencial para asegurar que el código funciona correctamente de forma segura y eficiente.</w:t>
+        <w:t>La semántica en un lenguaje de programación define el significado y su comportamiento en el código, determina que sucede cuando un programa es ejecutado. Mientras la sintaxis dicta las reglas para su escritura, la semántica determina la lógica o los que  la computadora hace realmente con esa porción de código. Esto es esencial para asegurar que el código funciona correctamente de forma segura y eficiente.</w:t>
       </w:r>
     </w:p>
     <w:p>
@@ -57,13 +51,7 @@
         <w:jc w:val="both"/>
       </w:pPr>
       <w:r>
-        <w:t xml:space="preserve">B) </w:t>
-      </w:r>
-      <w:r>
-        <w:t xml:space="preserve"> </w:t>
-      </w:r>
-      <w:r>
-        <w:t>Los pasos explicados brevemente son:</w:t>
+        <w:t>B)  Los pasos explicados brevemente son:</w:t>
       </w:r>
     </w:p>
     <w:p>
@@ -137,13 +125,7 @@
       </w:pPr>
       <w:r>
         <w:tab/>
-        <w:t xml:space="preserve">6. Optimizador de código intermedio: Se procesa el código intermedio para simplificar las instrucciones y hacer </w:t>
-      </w:r>
-      <w:r>
-        <w:t>más</w:t>
-      </w:r>
-      <w:r>
-        <w:t xml:space="preserve"> rápido el flujo. </w:t>
+        <w:t xml:space="preserve">6. Optimizador de código intermedio: Se procesa el código intermedio para simplificar las instrucciones y hacer más rápido el flujo. </w:t>
       </w:r>
     </w:p>
     <w:p>
@@ -154,13 +136,7 @@
       </w:pPr>
       <w:r>
         <w:tab/>
-        <w:t xml:space="preserve">7. Generador de código objeto: Último </w:t>
-      </w:r>
-      <w:r>
-        <w:t>pasó</w:t>
-      </w:r>
-      <w:r>
-        <w:t xml:space="preserve"> en el que el programa se traduce de manera completa a lenguaje de máquina. Una vez finalizado este proceso, el archivo ejecutable resultante puede correr por sí solo sin la presencia del compilador en memoria.</w:t>
+        <w:t>7. Generador de código objeto: Último pasó en el que el programa se traduce de manera completa a lenguaje de máquina. Una vez finalizado este proceso, el archivo ejecutable resultante puede correr por sí solo sin la presencia del compilador en memoria.</w:t>
       </w:r>
     </w:p>
     <w:p>
@@ -170,16 +146,7 @@
         <w:jc w:val="both"/>
       </w:pPr>
       <w:r>
-        <w:t xml:space="preserve">C) La semántica interviene en el proceso de análisis semántico (o también conocido como el procesamiento de la semántica </w:t>
-      </w:r>
-      <w:r>
-        <w:t>estática</w:t>
-      </w:r>
-      <w:r>
-        <w:t xml:space="preserve">). Este proceso es importante </w:t>
-      </w:r>
-      <w:r>
-        <w:t>ya que se verifica que el programa tena sentido lógico y sea coherente, cosa que las reglas sintácticas por si solas no pueden hacer. Mientras que la sintaxis solo comprueba que las palabras y los símbolos estén en el orden correcto, la semántica comprueba el significado y la validez de las operaciones. Si este análisis el compilador tomaría como valido un código que quizás a nivel estructura está bien, pero lógicamente es absurdo, lo que daría pie a fallos críticos durante el tiempo de ejecución.</w:t>
+        <w:t>C) La semántica interviene en el proceso de análisis semántico (o también conocido como el procesamiento de la semántica estática). Este proceso es importante ya que se verifica que el programa tena sentido lógico y sea coherente, cosa que las reglas sintácticas por si solas no pueden hacer. Mientras que la sintaxis solo comprueba que las palabras y los símbolos estén en el orden correcto, la semántica comprueba el significado y la validez de las operaciones. Si este análisis el compilador tomaría como valido un código que quizás a nivel estructura está bien, pero lógicamente es absurdo, lo que daría pie a fallos críticos durante el tiempo de ejecución.</w:t>
       </w:r>
     </w:p>
     <w:p>
@@ -200,16 +167,7 @@
         <w:jc w:val="both"/>
       </w:pPr>
       <w:r>
-        <w:t xml:space="preserve">El </w:t>
-      </w:r>
-      <w:r>
-        <w:t>intérprete</w:t>
-      </w:r>
-      <w:r>
-        <w:t xml:space="preserve"> se encarga de leer, analizar, decodificar y luego ejecutar una a una las sentencias de un programa escrito en un HLL. Por cada posible acción hay un subprograma en un lenguaje maquina que ejecuta esta acción. La interpretación se realiza llamando a estos subprogramas en la secuencia adecuada.</w:t>
-      </w:r>
-      <w:r>
-        <w:t xml:space="preserve"> Ejecuta los </w:t>
+        <w:t xml:space="preserve">El intérprete se encarga de leer, analizar, decodificar y luego ejecutar una a una las sentencias de un programa escrito en un HLL. Por cada posible acción hay un subprograma en un lenguaje maquina que ejecuta esta acción. La interpretación se realiza llamando a estos subprogramas en la secuencia adecuada. Ejecuta los </w:t>
       </w:r>
       <w:r>
         <w:lastRenderedPageBreak/>
@@ -226,10 +184,7 @@
         <w:jc w:val="both"/>
       </w:pPr>
       <w:r>
-        <w:t>El compilador por otro lado, traduce los programas escritos en HLL a lenguaje maquina antes de ser ejecutados. El compilador produce un programa equivalente en un lenguaje objeto</w:t>
-      </w:r>
-      <w:r>
-        <w:t xml:space="preserve">, siguiendo el orden físico de las sentencias. El compilador es bastante más eficiente que el </w:t>
+        <w:t xml:space="preserve">El compilador por otro lado, traduce los programas escritos en HLL a lenguaje maquina antes de ser ejecutados. El compilador produce un programa equivalente en un lenguaje objeto, siguiendo el orden físico de las sentencias. El compilador es bastante más eficiente que el </w:t>
       </w:r>
       <w:proofErr w:type="gramStart"/>
       <w:r>
@@ -246,10 +201,7 @@
       </w:pPr>
       <w:proofErr w:type="gramStart"/>
       <w:r>
-        <w:t xml:space="preserve">4) </w:t>
-      </w:r>
-      <w:r>
-        <w:t>.</w:t>
+        <w:t>4) .</w:t>
       </w:r>
       <w:proofErr w:type="gramEnd"/>
     </w:p>
@@ -263,7 +215,7 @@
         <w:jc w:val="both"/>
       </w:pPr>
       <w:r>
-        <w:t>Error Sintáctico (La forma): Estos errores ocurren cuando se violan las reglas gramaticales y estructurarles del lenguaje. El compilador no pude comenzar a procesar la instrucción porque “la oración” está mal construida y no respeta las producciones definidas en la gramática. Ejemplo en código Java: ‘</w:t>
+        <w:t>Error Sintáctico (La forma): Estos errores ocurren cuando se violan las reglas gramaticales y estructurales del lenguaje. El compilador no pude comenzar a procesar la instrucción porque “la oración” está mal construida y no respeta las producciones definidas en la gramática. Ejemplo en código Java: ‘</w:t>
       </w:r>
       <w:proofErr w:type="spellStart"/>
       <w:r>
@@ -337,6 +289,106 @@
         <w:jc w:val="both"/>
       </w:pPr>
       <w:r>
+        <w:t>5) A) Pascal</w:t>
+      </w:r>
+    </w:p>
+    <w:p>
+      <w:pPr>
+        <w:tabs>
+          <w:tab w:val="left" w:pos="6380"/>
+        </w:tabs>
+        <w:jc w:val="both"/>
+      </w:pPr>
+      <w:r>
+        <w:t xml:space="preserve">    </w:t>
+      </w:r>
+      <w:r>
+        <w:rPr>
+          <w:noProof/>
+          <w:lang w:val="en-US"/>
+        </w:rPr>
+        <w:drawing>
+          <wp:inline distT="0" distB="0" distL="0" distR="0">
+            <wp:extent cx="2260600" cy="1917700"/>
+            <wp:effectExtent l="19050" t="0" r="6350" b="0"/>
+            <wp:docPr id="1" name="Imagen 1"/>
+            <wp:cNvGraphicFramePr>
+              <a:graphicFrameLocks xmlns:a="http://schemas.openxmlformats.org/drawingml/2006/main" noChangeAspect="1"/>
+            </wp:cNvGraphicFramePr>
+            <a:graphic xmlns:a="http://schemas.openxmlformats.org/drawingml/2006/main">
+              <a:graphicData uri="http://schemas.openxmlformats.org/drawingml/2006/picture">
+                <pic:pic xmlns:pic="http://schemas.openxmlformats.org/drawingml/2006/picture">
+                  <pic:nvPicPr>
+                    <pic:cNvPr id="0" name="Picture 1"/>
+                    <pic:cNvPicPr>
+                      <a:picLocks noChangeAspect="1" noChangeArrowheads="1"/>
+                    </pic:cNvPicPr>
+                  </pic:nvPicPr>
+                  <pic:blipFill>
+                    <a:blip r:embed="rId7" cstate="print"/>
+                    <a:srcRect/>
+                    <a:stretch>
+                      <a:fillRect/>
+                    </a:stretch>
+                  </pic:blipFill>
+                  <pic:spPr bwMode="auto">
+                    <a:xfrm>
+                      <a:off x="0" y="0"/>
+                      <a:ext cx="2260600" cy="1917700"/>
+                    </a:xfrm>
+                    <a:prstGeom prst="rect">
+                      <a:avLst/>
+                    </a:prstGeom>
+                    <a:noFill/>
+                    <a:ln w="9525">
+                      <a:noFill/>
+                      <a:miter lim="800000"/>
+                      <a:headEnd/>
+                      <a:tailEnd/>
+                    </a:ln>
+                  </pic:spPr>
+                </pic:pic>
+              </a:graphicData>
+            </a:graphic>
+          </wp:inline>
+        </w:drawing>
+      </w:r>
+      <w:r>
+        <w:tab/>
+      </w:r>
+    </w:p>
+    <w:p>
+      <w:pPr>
+        <w:jc w:val="both"/>
+      </w:pPr>
+      <w:r>
+        <w:t>Los errores sintácticos: son ‘</w:t>
+      </w:r>
+      <w:proofErr w:type="spellStart"/>
+      <w:r>
+        <w:t>Program</w:t>
+      </w:r>
+      <w:proofErr w:type="spellEnd"/>
+      <w:r>
+        <w:t xml:space="preserve"> P’ (debería</w:t>
+      </w:r>
+      <w:r>
+        <w:t xml:space="preserve"> ser ‘</w:t>
+      </w:r>
+      <w:proofErr w:type="spellStart"/>
+      <w:r>
+        <w:t>Program</w:t>
+      </w:r>
+      <w:proofErr w:type="spellEnd"/>
+      <w:r>
+        <w:t xml:space="preserve"> P; ’)</w:t>
+      </w:r>
+    </w:p>
+    <w:p>
+      <w:pPr>
+        <w:jc w:val="both"/>
+      </w:pPr>
+      <w:r>
         <w:t xml:space="preserve">6) </w:t>
       </w:r>
       <w:proofErr w:type="spellStart"/>
@@ -377,10 +429,11 @@
       </w:r>
       <w:proofErr w:type="spellEnd"/>
       <w:r>
-        <w:t xml:space="preserve">, que es la instancia raíz donde se ejecuta el script; dentro de la definición de una clase o módulo su valor es la propia clase o el propio módulo en el que se encuentra. ¿Cómo es usado por el lenguaje? El lenguaje los usa para llamadas a métodos </w:t>
+        <w:t xml:space="preserve">, que es la instancia raíz donde se ejecuta el script; dentro de la definición de una clase o módulo su valor es la propia clase o el propio módulo en el que se encuentra. ¿Cómo es usado por el lenguaje? El lenguaje los usa para llamadas a métodos implícitas, para definir métodos que pertenecen a la clase entera y no a las </w:t>
       </w:r>
       <w:r>
-        <w:t>implícitas, para definir métodos que pertenecen a la clase entera y no a las instancias individuales y cuando es necesario distinguir entre una variable local y una llamada a un método de asignación.</w:t>
+        <w:lastRenderedPageBreak/>
+        <w:t>instancias individuales y cuando es necesario distinguir entre una variable local y una llamada a un método de asignación.</w:t>
       </w:r>
     </w:p>
     <w:p>
@@ -490,7 +543,6 @@
       </w:pPr>
       <w:proofErr w:type="spellStart"/>
       <w:r>
-        <w:lastRenderedPageBreak/>
         <w:t>Null</w:t>
       </w:r>
       <w:proofErr w:type="spellEnd"/>
@@ -721,7 +773,11 @@
       </w:r>
       <w:proofErr w:type="spellEnd"/>
       <w:r>
-        <w:t xml:space="preserve"> casi todo es una expresión que devuelve un valor, el break puede recibir un argumento que se convertirá en el valor de retorno de bucle que se está abandonando. Cuando se usa dentro de un bloque pasado a un método, no solo detiene la iteración actual, sino que hace que el método que invoco al bloque termine inmediatamente.</w:t>
+        <w:t xml:space="preserve"> casi todo es una expresión que devuelve un valor, el break puede recibir un argumento que se convertirá en el valor de retorno de bucle que se está abandonando. Cuando se usa dentro de un bloque pasado a un </w:t>
+      </w:r>
+      <w:r>
+        <w:lastRenderedPageBreak/>
+        <w:t>método, no solo detiene la iteración actual, sino que hace que el método que invoco al bloque termine inmediatamente.</w:t>
       </w:r>
     </w:p>
     <w:p>
@@ -732,32 +788,37 @@
         <w:t xml:space="preserve">9) </w:t>
       </w:r>
       <w:r>
-        <w:t xml:space="preserve">En la programación, una ligadura es una característica tipográfica donde dos ó más caracteres son visualmente fusionados en un único “glifo” o símbolo por el </w:t>
+        <w:t xml:space="preserve">La ligadura es cuando un atributo se asocia con un valor determinado. Es la asociación de una entidad (que puede ser una variable o un llamado a una función) con otra (como una dirección de memoria, tipo de dato o una implementación especifica de código). Este concepto es generalmente categorizado cuando la asociación ocurre y que </w:t>
       </w:r>
       <w:proofErr w:type="spellStart"/>
       <w:r>
-        <w:t>front</w:t>
+        <w:t>esta</w:t>
       </w:r>
       <w:proofErr w:type="spellEnd"/>
       <w:r>
-        <w:t xml:space="preserve"> </w:t>
+        <w:t xml:space="preserve"> siendo conectado.</w:t>
       </w:r>
-      <w:proofErr w:type="spellStart"/>
+    </w:p>
+    <w:p>
+      <w:pPr>
+        <w:jc w:val="both"/>
+      </w:pPr>
       <w:r>
-        <w:t>renderer</w:t>
+        <w:t>Otra manera de definirlo es: Hay que asociar cada entidad a sus atributos.</w:t>
       </w:r>
-      <w:proofErr w:type="spellEnd"/>
+    </w:p>
+    <w:p>
+      <w:pPr>
+        <w:jc w:val="both"/>
+      </w:pPr>
       <w:r>
-        <w:t xml:space="preserve">. Es un concepto únicamente del </w:t>
+        <w:t>Es un concepto central en la definición de la semántica de los lenguajes de programación.</w:t>
       </w:r>
-      <w:proofErr w:type="spellStart"/>
-      <w:r>
-        <w:t>render</w:t>
-      </w:r>
-      <w:proofErr w:type="spellEnd"/>
-      <w:r>
-        <w:t xml:space="preserve">; el código fuente se mantiene sin cambios y sigue teniendo los caracteres individuales originales. Esto sirve para mejorar a nivel visual la programación, pero a nivel técnico no existe una diferencia entre tener o no esta característica. </w:t>
-      </w:r>
+    </w:p>
+    <w:p>
+      <w:pPr>
+        <w:jc w:val="both"/>
+      </w:pPr>
     </w:p>
     <w:sectPr>
       <w:pgSz w:w="12240" w:h="15840"/>
@@ -823,7 +884,7 @@
   <w:abstractNum w:abstractNumId="0">
     <w:nsid w:val="051C907B"/>
     <w:multiLevelType w:val="multilevel"/>
-    <w:tmpl w:val="B11AAE04"/>
+    <w:tmpl w:val="DBB08C3E"/>
     <w:lvl w:ilvl="0">
       <w:start w:val="1"/>
       <w:numFmt w:val="decimal"/>
@@ -908,9 +969,9 @@
   </w:abstractNum>
   <w:abstractNum w:abstractNumId="1">
     <w:nsid w:val="07CC4D35"/>
-    <w:multiLevelType w:val="hybridMultilevel"/>
-    <w:tmpl w:val="51C083AE"/>
-    <w:lvl w:ilvl="0" w:tplc="04090001">
+    <w:multiLevelType w:val="multilevel"/>
+    <w:tmpl w:val="A69E6558"/>
+    <w:lvl w:ilvl="0">
       <w:start w:val="1"/>
       <w:numFmt w:val="bullet"/>
       <w:lvlText w:val=""/>
@@ -922,7 +983,7 @@
         <w:rFonts w:ascii="Symbol" w:hAnsi="Symbol" w:hint="default"/>
       </w:rPr>
     </w:lvl>
-    <w:lvl w:ilvl="1" w:tplc="04090003" w:tentative="1">
+    <w:lvl w:ilvl="1">
       <w:start w:val="1"/>
       <w:numFmt w:val="bullet"/>
       <w:lvlText w:val="o"/>
@@ -934,7 +995,7 @@
         <w:rFonts w:ascii="Courier New" w:hAnsi="Courier New" w:cs="Courier New" w:hint="default"/>
       </w:rPr>
     </w:lvl>
-    <w:lvl w:ilvl="2" w:tplc="04090005" w:tentative="1">
+    <w:lvl w:ilvl="2">
       <w:start w:val="1"/>
       <w:numFmt w:val="bullet"/>
       <w:lvlText w:val=""/>
@@ -946,7 +1007,7 @@
         <w:rFonts w:ascii="Wingdings" w:hAnsi="Wingdings" w:hint="default"/>
       </w:rPr>
     </w:lvl>
-    <w:lvl w:ilvl="3" w:tplc="04090001" w:tentative="1">
+    <w:lvl w:ilvl="3">
       <w:start w:val="1"/>
       <w:numFmt w:val="bullet"/>
       <w:lvlText w:val=""/>
@@ -958,7 +1019,7 @@
         <w:rFonts w:ascii="Symbol" w:hAnsi="Symbol" w:hint="default"/>
       </w:rPr>
     </w:lvl>
-    <w:lvl w:ilvl="4" w:tplc="04090003" w:tentative="1">
+    <w:lvl w:ilvl="4">
       <w:start w:val="1"/>
       <w:numFmt w:val="bullet"/>
       <w:lvlText w:val="o"/>
@@ -970,7 +1031,7 @@
         <w:rFonts w:ascii="Courier New" w:hAnsi="Courier New" w:cs="Courier New" w:hint="default"/>
       </w:rPr>
     </w:lvl>
-    <w:lvl w:ilvl="5" w:tplc="04090005" w:tentative="1">
+    <w:lvl w:ilvl="5">
       <w:start w:val="1"/>
       <w:numFmt w:val="bullet"/>
       <w:lvlText w:val=""/>
@@ -982,7 +1043,7 @@
         <w:rFonts w:ascii="Wingdings" w:hAnsi="Wingdings" w:hint="default"/>
       </w:rPr>
     </w:lvl>
-    <w:lvl w:ilvl="6" w:tplc="04090001" w:tentative="1">
+    <w:lvl w:ilvl="6">
       <w:start w:val="1"/>
       <w:numFmt w:val="bullet"/>
       <w:lvlText w:val=""/>
@@ -994,7 +1055,7 @@
         <w:rFonts w:ascii="Symbol" w:hAnsi="Symbol" w:hint="default"/>
       </w:rPr>
     </w:lvl>
-    <w:lvl w:ilvl="7" w:tplc="04090003" w:tentative="1">
+    <w:lvl w:ilvl="7">
       <w:start w:val="1"/>
       <w:numFmt w:val="bullet"/>
       <w:lvlText w:val="o"/>
@@ -1006,7 +1067,7 @@
         <w:rFonts w:ascii="Courier New" w:hAnsi="Courier New" w:cs="Courier New" w:hint="default"/>
       </w:rPr>
     </w:lvl>
-    <w:lvl w:ilvl="8" w:tplc="04090005" w:tentative="1">
+    <w:lvl w:ilvl="8">
       <w:start w:val="1"/>
       <w:numFmt w:val="bullet"/>
       <w:lvlText w:val=""/>
@@ -1021,9 +1082,9 @@
   </w:abstractNum>
   <w:abstractNum w:abstractNumId="2">
     <w:nsid w:val="152A32E0"/>
-    <w:multiLevelType w:val="hybridMultilevel"/>
-    <w:tmpl w:val="10EA4DAA"/>
-    <w:lvl w:ilvl="0" w:tplc="04090001">
+    <w:multiLevelType w:val="multilevel"/>
+    <w:tmpl w:val="40E034EE"/>
+    <w:lvl w:ilvl="0">
       <w:start w:val="1"/>
       <w:numFmt w:val="bullet"/>
       <w:lvlText w:val=""/>
@@ -1035,7 +1096,7 @@
         <w:rFonts w:ascii="Symbol" w:hAnsi="Symbol" w:hint="default"/>
       </w:rPr>
     </w:lvl>
-    <w:lvl w:ilvl="1" w:tplc="04090003" w:tentative="1">
+    <w:lvl w:ilvl="1">
       <w:start w:val="1"/>
       <w:numFmt w:val="bullet"/>
       <w:lvlText w:val="o"/>
@@ -1047,7 +1108,7 @@
         <w:rFonts w:ascii="Courier New" w:hAnsi="Courier New" w:cs="Courier New" w:hint="default"/>
       </w:rPr>
     </w:lvl>
-    <w:lvl w:ilvl="2" w:tplc="04090005" w:tentative="1">
+    <w:lvl w:ilvl="2">
       <w:start w:val="1"/>
       <w:numFmt w:val="bullet"/>
       <w:lvlText w:val=""/>
@@ -1059,7 +1120,7 @@
         <w:rFonts w:ascii="Wingdings" w:hAnsi="Wingdings" w:hint="default"/>
       </w:rPr>
     </w:lvl>
-    <w:lvl w:ilvl="3" w:tplc="04090001" w:tentative="1">
+    <w:lvl w:ilvl="3">
       <w:start w:val="1"/>
       <w:numFmt w:val="bullet"/>
       <w:lvlText w:val=""/>
@@ -1071,7 +1132,7 @@
         <w:rFonts w:ascii="Symbol" w:hAnsi="Symbol" w:hint="default"/>
       </w:rPr>
     </w:lvl>
-    <w:lvl w:ilvl="4" w:tplc="04090003" w:tentative="1">
+    <w:lvl w:ilvl="4">
       <w:start w:val="1"/>
       <w:numFmt w:val="bullet"/>
       <w:lvlText w:val="o"/>
@@ -1083,7 +1144,7 @@
         <w:rFonts w:ascii="Courier New" w:hAnsi="Courier New" w:cs="Courier New" w:hint="default"/>
       </w:rPr>
     </w:lvl>
-    <w:lvl w:ilvl="5" w:tplc="04090005" w:tentative="1">
+    <w:lvl w:ilvl="5">
       <w:start w:val="1"/>
       <w:numFmt w:val="bullet"/>
       <w:lvlText w:val=""/>
@@ -1095,7 +1156,7 @@
         <w:rFonts w:ascii="Wingdings" w:hAnsi="Wingdings" w:hint="default"/>
       </w:rPr>
     </w:lvl>
-    <w:lvl w:ilvl="6" w:tplc="04090001" w:tentative="1">
+    <w:lvl w:ilvl="6">
       <w:start w:val="1"/>
       <w:numFmt w:val="bullet"/>
       <w:lvlText w:val=""/>
@@ -1107,7 +1168,7 @@
         <w:rFonts w:ascii="Symbol" w:hAnsi="Symbol" w:hint="default"/>
       </w:rPr>
     </w:lvl>
-    <w:lvl w:ilvl="7" w:tplc="04090003" w:tentative="1">
+    <w:lvl w:ilvl="7">
       <w:start w:val="1"/>
       <w:numFmt w:val="bullet"/>
       <w:lvlText w:val="o"/>
@@ -1119,7 +1180,7 @@
         <w:rFonts w:ascii="Courier New" w:hAnsi="Courier New" w:cs="Courier New" w:hint="default"/>
       </w:rPr>
     </w:lvl>
-    <w:lvl w:ilvl="8" w:tplc="04090005" w:tentative="1">
+    <w:lvl w:ilvl="8">
       <w:start w:val="1"/>
       <w:numFmt w:val="bullet"/>
       <w:lvlText w:val=""/>
@@ -1134,9 +1195,9 @@
   </w:abstractNum>
   <w:abstractNum w:abstractNumId="3">
     <w:nsid w:val="55711B52"/>
-    <w:multiLevelType w:val="hybridMultilevel"/>
-    <w:tmpl w:val="93D27032"/>
-    <w:lvl w:ilvl="0" w:tplc="04090001">
+    <w:multiLevelType w:val="multilevel"/>
+    <w:tmpl w:val="EDF0A398"/>
+    <w:lvl w:ilvl="0">
       <w:start w:val="1"/>
       <w:numFmt w:val="bullet"/>
       <w:lvlText w:val=""/>
@@ -1148,7 +1209,7 @@
         <w:rFonts w:ascii="Symbol" w:hAnsi="Symbol" w:hint="default"/>
       </w:rPr>
     </w:lvl>
-    <w:lvl w:ilvl="1" w:tplc="04090003" w:tentative="1">
+    <w:lvl w:ilvl="1">
       <w:start w:val="1"/>
       <w:numFmt w:val="bullet"/>
       <w:lvlText w:val="o"/>
@@ -1160,7 +1221,7 @@
         <w:rFonts w:ascii="Courier New" w:hAnsi="Courier New" w:cs="Courier New" w:hint="default"/>
       </w:rPr>
     </w:lvl>
-    <w:lvl w:ilvl="2" w:tplc="04090005" w:tentative="1">
+    <w:lvl w:ilvl="2">
       <w:start w:val="1"/>
       <w:numFmt w:val="bullet"/>
       <w:lvlText w:val=""/>
@@ -1172,7 +1233,7 @@
         <w:rFonts w:ascii="Wingdings" w:hAnsi="Wingdings" w:hint="default"/>
       </w:rPr>
     </w:lvl>
-    <w:lvl w:ilvl="3" w:tplc="04090001" w:tentative="1">
+    <w:lvl w:ilvl="3">
       <w:start w:val="1"/>
       <w:numFmt w:val="bullet"/>
       <w:lvlText w:val=""/>
@@ -1184,7 +1245,7 @@
         <w:rFonts w:ascii="Symbol" w:hAnsi="Symbol" w:hint="default"/>
       </w:rPr>
     </w:lvl>
-    <w:lvl w:ilvl="4" w:tplc="04090003" w:tentative="1">
+    <w:lvl w:ilvl="4">
       <w:start w:val="1"/>
       <w:numFmt w:val="bullet"/>
       <w:lvlText w:val="o"/>
@@ -1196,7 +1257,7 @@
         <w:rFonts w:ascii="Courier New" w:hAnsi="Courier New" w:cs="Courier New" w:hint="default"/>
       </w:rPr>
     </w:lvl>
-    <w:lvl w:ilvl="5" w:tplc="04090005" w:tentative="1">
+    <w:lvl w:ilvl="5">
       <w:start w:val="1"/>
       <w:numFmt w:val="bullet"/>
       <w:lvlText w:val=""/>
@@ -1208,7 +1269,7 @@
         <w:rFonts w:ascii="Wingdings" w:hAnsi="Wingdings" w:hint="default"/>
       </w:rPr>
     </w:lvl>
-    <w:lvl w:ilvl="6" w:tplc="04090001" w:tentative="1">
+    <w:lvl w:ilvl="6">
       <w:start w:val="1"/>
       <w:numFmt w:val="bullet"/>
       <w:lvlText w:val=""/>
@@ -1220,7 +1281,7 @@
         <w:rFonts w:ascii="Symbol" w:hAnsi="Symbol" w:hint="default"/>
       </w:rPr>
     </w:lvl>
-    <w:lvl w:ilvl="7" w:tplc="04090003" w:tentative="1">
+    <w:lvl w:ilvl="7">
       <w:start w:val="1"/>
       <w:numFmt w:val="bullet"/>
       <w:lvlText w:val="o"/>
@@ -1232,7 +1293,7 @@
         <w:rFonts w:ascii="Courier New" w:hAnsi="Courier New" w:cs="Courier New" w:hint="default"/>
       </w:rPr>
     </w:lvl>
-    <w:lvl w:ilvl="8" w:tplc="04090005" w:tentative="1">
+    <w:lvl w:ilvl="8">
       <w:start w:val="1"/>
       <w:numFmt w:val="bullet"/>
       <w:lvlText w:val=""/>
@@ -1419,7 +1480,7 @@
   <w:style w:type="paragraph" w:default="1" w:styleId="Normal">
     <w:name w:val="Normal"/>
     <w:qFormat/>
-    <w:rsid w:val="00123297"/>
+    <w:rsid w:val="00FD4429"/>
   </w:style>
   <w:style w:type="character" w:default="1" w:styleId="Fuentedeprrafopredeter">
     <w:name w:val="Default Paragraph Font"/>
@@ -1449,11 +1510,85 @@
     <w:semiHidden/>
     <w:unhideWhenUsed/>
   </w:style>
+  <w:style w:type="character" w:customStyle="1" w:styleId="TitleChar">
+    <w:name w:val="Title Char"/>
+    <w:basedOn w:val="Fuentedeprrafopredeter"/>
+    <w:link w:val="Ttulo"/>
+    <w:uiPriority w:val="10"/>
+    <w:rsid w:val="00FD4429"/>
+    <w:rPr>
+      <w:rFonts w:ascii="Arial" w:eastAsia="Arial" w:hAnsi="Arial" w:cs="Arial"/>
+      <w:spacing w:val="-10"/>
+      <w:sz w:val="56"/>
+      <w:szCs w:val="56"/>
+    </w:rPr>
+  </w:style>
+  <w:style w:type="character" w:customStyle="1" w:styleId="SubtitleChar">
+    <w:name w:val="Subtitle Char"/>
+    <w:basedOn w:val="Fuentedeprrafopredeter"/>
+    <w:link w:val="Subttulo"/>
+    <w:uiPriority w:val="11"/>
+    <w:rsid w:val="00FD4429"/>
+    <w:rPr>
+      <w:color w:val="595959" w:themeColor="text1" w:themeTint="A6"/>
+      <w:spacing w:val="15"/>
+      <w:sz w:val="28"/>
+      <w:szCs w:val="28"/>
+    </w:rPr>
+  </w:style>
+  <w:style w:type="character" w:customStyle="1" w:styleId="QuoteChar">
+    <w:name w:val="Quote Char"/>
+    <w:basedOn w:val="Fuentedeprrafopredeter"/>
+    <w:link w:val="Cita"/>
+    <w:uiPriority w:val="29"/>
+    <w:rsid w:val="00FD4429"/>
+    <w:rPr>
+      <w:i/>
+      <w:iCs/>
+      <w:color w:val="404040" w:themeColor="text1" w:themeTint="BF"/>
+    </w:rPr>
+  </w:style>
+  <w:style w:type="character" w:customStyle="1" w:styleId="IntenseQuoteChar">
+    <w:name w:val="Intense Quote Char"/>
+    <w:basedOn w:val="Fuentedeprrafopredeter"/>
+    <w:link w:val="Citadestacada"/>
+    <w:uiPriority w:val="30"/>
+    <w:rsid w:val="00FD4429"/>
+    <w:rPr>
+      <w:i/>
+      <w:iCs/>
+      <w:color w:val="2E74B5" w:themeColor="accent1" w:themeShade="BF"/>
+    </w:rPr>
+  </w:style>
+  <w:style w:type="character" w:customStyle="1" w:styleId="FootnoteTextChar">
+    <w:name w:val="Footnote Text Char"/>
+    <w:basedOn w:val="Fuentedeprrafopredeter"/>
+    <w:link w:val="Textonotapie"/>
+    <w:uiPriority w:val="99"/>
+    <w:semiHidden/>
+    <w:rsid w:val="00FD4429"/>
+    <w:rPr>
+      <w:sz w:val="20"/>
+      <w:szCs w:val="20"/>
+    </w:rPr>
+  </w:style>
+  <w:style w:type="character" w:customStyle="1" w:styleId="EndnoteTextChar">
+    <w:name w:val="Endnote Text Char"/>
+    <w:basedOn w:val="Fuentedeprrafopredeter"/>
+    <w:link w:val="Textonotaalfinal"/>
+    <w:uiPriority w:val="99"/>
+    <w:semiHidden/>
+    <w:rsid w:val="00FD4429"/>
+    <w:rPr>
+      <w:sz w:val="20"/>
+      <w:szCs w:val="20"/>
+    </w:rPr>
+  </w:style>
   <w:style w:type="table" w:styleId="Tablaconcuadrcula">
     <w:name w:val="Table Grid"/>
     <w:basedOn w:val="Tablanormal"/>
     <w:uiPriority w:val="59"/>
-    <w:rsid w:val="00123297"/>
+    <w:rsid w:val="00FD4429"/>
     <w:pPr>
       <w:spacing w:after="0" w:line="240" w:lineRule="auto"/>
     </w:pPr>
@@ -1479,7 +1614,7 @@
     <w:name w:val="Table Grid Light"/>
     <w:basedOn w:val="Tablanormal"/>
     <w:uiPriority w:val="59"/>
-    <w:rsid w:val="00123297"/>
+    <w:rsid w:val="00FD4429"/>
     <w:pPr>
       <w:spacing w:after="0" w:line="240" w:lineRule="auto"/>
     </w:pPr>
@@ -1505,7 +1640,7 @@
     <w:name w:val="Plain Table 1"/>
     <w:basedOn w:val="Tablanormal"/>
     <w:uiPriority w:val="59"/>
-    <w:rsid w:val="00123297"/>
+    <w:rsid w:val="00FD4429"/>
     <w:pPr>
       <w:spacing w:after="0" w:line="240" w:lineRule="auto"/>
     </w:pPr>
@@ -1561,13 +1696,13 @@
     <w:tblStylePr w:type="band1Vert">
       <w:tblPr/>
       <w:tcPr>
-        <w:shd w:val="clear" w:color="F2F2F2" w:themeColor="text1" w:themeTint="D" w:fill="F2F2F2" w:themeFill="text1" w:themeFillTint="D"/>
+        <w:shd w:val="clear" w:color="FFFFFF" w:themeColor="text1" w:themeTint="0" w:fill="FFFFFF" w:themeFill="text1" w:themeFillTint="0"/>
       </w:tcPr>
     </w:tblStylePr>
     <w:tblStylePr w:type="band1Horz">
       <w:tblPr/>
       <w:tcPr>
-        <w:shd w:val="clear" w:color="F2F2F2" w:themeColor="text1" w:themeTint="D" w:fill="F2F2F2" w:themeFill="text1" w:themeFillTint="D"/>
+        <w:shd w:val="clear" w:color="FFFFFF" w:themeColor="text1" w:themeTint="0" w:fill="FFFFFF" w:themeFill="text1" w:themeFillTint="0"/>
       </w:tcPr>
     </w:tblStylePr>
   </w:style>
@@ -1575,7 +1710,7 @@
     <w:name w:val="Plain Table 2"/>
     <w:basedOn w:val="Tablanormal"/>
     <w:uiPriority w:val="59"/>
-    <w:rsid w:val="00123297"/>
+    <w:rsid w:val="00FD4429"/>
     <w:pPr>
       <w:spacing w:after="0" w:line="240" w:lineRule="auto"/>
     </w:pPr>
@@ -1665,7 +1800,7 @@
     <w:name w:val="Plain Table 3"/>
     <w:basedOn w:val="Tablanormal"/>
     <w:uiPriority w:val="99"/>
-    <w:rsid w:val="00123297"/>
+    <w:rsid w:val="00FD4429"/>
     <w:pPr>
       <w:spacing w:after="0" w:line="240" w:lineRule="auto"/>
     </w:pPr>
@@ -1734,7 +1869,7 @@
       </w:rPr>
       <w:tblPr/>
       <w:tcPr>
-        <w:shd w:val="clear" w:color="F2F2F2" w:themeColor="text1" w:themeTint="D" w:fill="F2F2F2" w:themeFill="text1" w:themeFillTint="D"/>
+        <w:shd w:val="clear" w:color="FFFFFF" w:themeColor="text1" w:themeTint="0" w:fill="FFFFFF" w:themeFill="text1" w:themeFillTint="0"/>
       </w:tcPr>
     </w:tblStylePr>
     <w:tblStylePr w:type="band1Horz">
@@ -1745,7 +1880,7 @@
       </w:rPr>
       <w:tblPr/>
       <w:tcPr>
-        <w:shd w:val="clear" w:color="F2F2F2" w:themeColor="text1" w:themeTint="D" w:fill="F2F2F2" w:themeFill="text1" w:themeFillTint="D"/>
+        <w:shd w:val="clear" w:color="FFFFFF" w:themeColor="text1" w:themeTint="0" w:fill="FFFFFF" w:themeFill="text1" w:themeFillTint="0"/>
       </w:tcPr>
     </w:tblStylePr>
   </w:style>
@@ -1753,7 +1888,7 @@
     <w:name w:val="Plain Table 4"/>
     <w:basedOn w:val="Tablanormal"/>
     <w:uiPriority w:val="99"/>
-    <w:rsid w:val="00123297"/>
+    <w:rsid w:val="00FD4429"/>
     <w:pPr>
       <w:spacing w:after="0" w:line="240" w:lineRule="auto"/>
     </w:pPr>
@@ -1800,7 +1935,7 @@
       </w:rPr>
       <w:tblPr/>
       <w:tcPr>
-        <w:shd w:val="clear" w:color="F2F2F2" w:themeColor="text1" w:themeTint="D" w:fill="F2F2F2" w:themeFill="text1" w:themeFillTint="D"/>
+        <w:shd w:val="clear" w:color="FFFFFF" w:themeColor="text1" w:themeTint="0" w:fill="FFFFFF" w:themeFill="text1" w:themeFillTint="0"/>
       </w:tcPr>
     </w:tblStylePr>
     <w:tblStylePr w:type="band1Horz">
@@ -1811,7 +1946,7 @@
       </w:rPr>
       <w:tblPr/>
       <w:tcPr>
-        <w:shd w:val="clear" w:color="F2F2F2" w:themeColor="text1" w:themeTint="D" w:fill="F2F2F2" w:themeFill="text1" w:themeFillTint="D"/>
+        <w:shd w:val="clear" w:color="FFFFFF" w:themeColor="text1" w:themeTint="0" w:fill="FFFFFF" w:themeFill="text1" w:themeFillTint="0"/>
       </w:tcPr>
     </w:tblStylePr>
   </w:style>
@@ -1819,7 +1954,7 @@
     <w:name w:val="Plain Table 5"/>
     <w:basedOn w:val="Tablanormal"/>
     <w:uiPriority w:val="99"/>
-    <w:rsid w:val="00123297"/>
+    <w:rsid w:val="00FD4429"/>
     <w:pPr>
       <w:spacing w:after="0" w:line="240" w:lineRule="auto"/>
     </w:pPr>
@@ -1901,7 +2036,7 @@
       </w:rPr>
       <w:tblPr/>
       <w:tcPr>
-        <w:shd w:val="clear" w:color="F2F2F2" w:themeColor="text1" w:themeTint="D" w:fill="F2F2F2" w:themeFill="text1" w:themeFillTint="D"/>
+        <w:shd w:val="clear" w:color="FFFFFF" w:themeColor="text1" w:themeTint="0" w:fill="FFFFFF" w:themeFill="text1" w:themeFillTint="0"/>
       </w:tcPr>
     </w:tblStylePr>
     <w:tblStylePr w:type="band1Horz">
@@ -1912,7 +2047,7 @@
       </w:rPr>
       <w:tblPr/>
       <w:tcPr>
-        <w:shd w:val="clear" w:color="F2F2F2" w:themeColor="text1" w:themeTint="D" w:fill="F2F2F2" w:themeFill="text1" w:themeFillTint="D"/>
+        <w:shd w:val="clear" w:color="FFFFFF" w:themeColor="text1" w:themeTint="0" w:fill="FFFFFF" w:themeFill="text1" w:themeFillTint="0"/>
       </w:tcPr>
     </w:tblStylePr>
   </w:style>
@@ -1920,7 +2055,7 @@
     <w:name w:val="Grid Table 1 Light"/>
     <w:basedOn w:val="Tablanormal"/>
     <w:uiPriority w:val="99"/>
-    <w:rsid w:val="00123297"/>
+    <w:rsid w:val="00FD4429"/>
     <w:pPr>
       <w:spacing w:after="0" w:line="240" w:lineRule="auto"/>
     </w:pPr>
@@ -1994,7 +2129,7 @@
     <w:name w:val="Grid Table 1 Light - Accent 1"/>
     <w:basedOn w:val="Tablanormal"/>
     <w:uiPriority w:val="99"/>
-    <w:rsid w:val="00123297"/>
+    <w:rsid w:val="00FD4429"/>
     <w:pPr>
       <w:spacing w:after="0" w:line="240" w:lineRule="auto"/>
     </w:pPr>
@@ -2068,7 +2203,7 @@
     <w:name w:val="Grid Table 1 Light - Accent 2"/>
     <w:basedOn w:val="Tablanormal"/>
     <w:uiPriority w:val="99"/>
-    <w:rsid w:val="00123297"/>
+    <w:rsid w:val="00FD4429"/>
     <w:pPr>
       <w:spacing w:after="0" w:line="240" w:lineRule="auto"/>
     </w:pPr>
@@ -2142,7 +2277,7 @@
     <w:name w:val="Grid Table 1 Light - Accent 3"/>
     <w:basedOn w:val="Tablanormal"/>
     <w:uiPriority w:val="99"/>
-    <w:rsid w:val="00123297"/>
+    <w:rsid w:val="00FD4429"/>
     <w:pPr>
       <w:spacing w:after="0" w:line="240" w:lineRule="auto"/>
     </w:pPr>
@@ -2216,7 +2351,7 @@
     <w:name w:val="Grid Table 1 Light - Accent 4"/>
     <w:basedOn w:val="Tablanormal"/>
     <w:uiPriority w:val="99"/>
-    <w:rsid w:val="00123297"/>
+    <w:rsid w:val="00FD4429"/>
     <w:pPr>
       <w:spacing w:after="0" w:line="240" w:lineRule="auto"/>
     </w:pPr>
@@ -2290,7 +2425,7 @@
     <w:name w:val="Grid Table 1 Light - Accent 5"/>
     <w:basedOn w:val="Tablanormal"/>
     <w:uiPriority w:val="99"/>
-    <w:rsid w:val="00123297"/>
+    <w:rsid w:val="00FD4429"/>
     <w:pPr>
       <w:spacing w:after="0" w:line="240" w:lineRule="auto"/>
     </w:pPr>
@@ -2364,7 +2499,7 @@
     <w:name w:val="Grid Table 1 Light - Accent 6"/>
     <w:basedOn w:val="Tablanormal"/>
     <w:uiPriority w:val="99"/>
-    <w:rsid w:val="00123297"/>
+    <w:rsid w:val="00FD4429"/>
     <w:pPr>
       <w:spacing w:after="0" w:line="240" w:lineRule="auto"/>
     </w:pPr>
@@ -2438,7 +2573,7 @@
     <w:name w:val="Grid Table 2"/>
     <w:basedOn w:val="Tablanormal"/>
     <w:uiPriority w:val="99"/>
-    <w:rsid w:val="00123297"/>
+    <w:rsid w:val="00FD4429"/>
     <w:pPr>
       <w:spacing w:after="0" w:line="240" w:lineRule="auto"/>
     </w:pPr>
@@ -2529,7 +2664,7 @@
     <w:name w:val="Grid Table 2 - Accent 1"/>
     <w:basedOn w:val="Tablanormal"/>
     <w:uiPriority w:val="99"/>
-    <w:rsid w:val="00123297"/>
+    <w:rsid w:val="00FD4429"/>
     <w:pPr>
       <w:spacing w:after="0" w:line="240" w:lineRule="auto"/>
     </w:pPr>
@@ -2620,7 +2755,7 @@
     <w:name w:val="Grid Table 2 - Accent 2"/>
     <w:basedOn w:val="Tablanormal"/>
     <w:uiPriority w:val="99"/>
-    <w:rsid w:val="00123297"/>
+    <w:rsid w:val="00FD4429"/>
     <w:pPr>
       <w:spacing w:after="0" w:line="240" w:lineRule="auto"/>
     </w:pPr>
@@ -2711,7 +2846,7 @@
     <w:name w:val="Grid Table 2 - Accent 3"/>
     <w:basedOn w:val="Tablanormal"/>
     <w:uiPriority w:val="99"/>
-    <w:rsid w:val="00123297"/>
+    <w:rsid w:val="00FD4429"/>
     <w:pPr>
       <w:spacing w:after="0" w:line="240" w:lineRule="auto"/>
     </w:pPr>
@@ -2802,7 +2937,7 @@
     <w:name w:val="Grid Table 2 - Accent 4"/>
     <w:basedOn w:val="Tablanormal"/>
     <w:uiPriority w:val="99"/>
-    <w:rsid w:val="00123297"/>
+    <w:rsid w:val="00FD4429"/>
     <w:pPr>
       <w:spacing w:after="0" w:line="240" w:lineRule="auto"/>
     </w:pPr>
@@ -2893,7 +3028,7 @@
     <w:name w:val="Grid Table 2 - Accent 5"/>
     <w:basedOn w:val="Tablanormal"/>
     <w:uiPriority w:val="99"/>
-    <w:rsid w:val="00123297"/>
+    <w:rsid w:val="00FD4429"/>
     <w:pPr>
       <w:spacing w:after="0" w:line="240" w:lineRule="auto"/>
     </w:pPr>
@@ -2984,7 +3119,7 @@
     <w:name w:val="Grid Table 2 - Accent 6"/>
     <w:basedOn w:val="Tablanormal"/>
     <w:uiPriority w:val="99"/>
-    <w:rsid w:val="00123297"/>
+    <w:rsid w:val="00FD4429"/>
     <w:pPr>
       <w:spacing w:after="0" w:line="240" w:lineRule="auto"/>
     </w:pPr>
@@ -3075,7 +3210,7 @@
     <w:name w:val="Grid Table 3"/>
     <w:basedOn w:val="Tablanormal"/>
     <w:uiPriority w:val="99"/>
-    <w:rsid w:val="00123297"/>
+    <w:rsid w:val="00FD4429"/>
     <w:pPr>
       <w:spacing w:after="0" w:line="240" w:lineRule="auto"/>
     </w:pPr>
@@ -3189,7 +3324,7 @@
     <w:name w:val="Grid Table 3 - Accent 1"/>
     <w:basedOn w:val="Tablanormal"/>
     <w:uiPriority w:val="99"/>
-    <w:rsid w:val="00123297"/>
+    <w:rsid w:val="00FD4429"/>
     <w:pPr>
       <w:spacing w:after="0" w:line="240" w:lineRule="auto"/>
     </w:pPr>
@@ -3303,7 +3438,7 @@
     <w:name w:val="Grid Table 3 - Accent 2"/>
     <w:basedOn w:val="Tablanormal"/>
     <w:uiPriority w:val="99"/>
-    <w:rsid w:val="00123297"/>
+    <w:rsid w:val="00FD4429"/>
     <w:pPr>
       <w:spacing w:after="0" w:line="240" w:lineRule="auto"/>
     </w:pPr>
@@ -3417,7 +3552,7 @@
     <w:name w:val="Grid Table 3 - Accent 3"/>
     <w:basedOn w:val="Tablanormal"/>
     <w:uiPriority w:val="99"/>
-    <w:rsid w:val="00123297"/>
+    <w:rsid w:val="00FD4429"/>
     <w:pPr>
       <w:spacing w:after="0" w:line="240" w:lineRule="auto"/>
     </w:pPr>
@@ -3531,7 +3666,7 @@
     <w:name w:val="Grid Table 3 - Accent 4"/>
     <w:basedOn w:val="Tablanormal"/>
     <w:uiPriority w:val="99"/>
-    <w:rsid w:val="00123297"/>
+    <w:rsid w:val="00FD4429"/>
     <w:pPr>
       <w:spacing w:after="0" w:line="240" w:lineRule="auto"/>
     </w:pPr>
@@ -3645,7 +3780,7 @@
     <w:name w:val="Grid Table 3 - Accent 5"/>
     <w:basedOn w:val="Tablanormal"/>
     <w:uiPriority w:val="99"/>
-    <w:rsid w:val="00123297"/>
+    <w:rsid w:val="00FD4429"/>
     <w:pPr>
       <w:spacing w:after="0" w:line="240" w:lineRule="auto"/>
     </w:pPr>
@@ -3759,7 +3894,7 @@
     <w:name w:val="Grid Table 3 - Accent 6"/>
     <w:basedOn w:val="Tablanormal"/>
     <w:uiPriority w:val="99"/>
-    <w:rsid w:val="00123297"/>
+    <w:rsid w:val="00FD4429"/>
     <w:pPr>
       <w:spacing w:after="0" w:line="240" w:lineRule="auto"/>
     </w:pPr>
@@ -3873,7 +4008,7 @@
     <w:name w:val="Grid Table 4"/>
     <w:basedOn w:val="Tablanormal"/>
     <w:uiPriority w:val="59"/>
-    <w:rsid w:val="00123297"/>
+    <w:rsid w:val="00FD4429"/>
     <w:pPr>
       <w:spacing w:after="0" w:line="240" w:lineRule="auto"/>
     </w:pPr>
@@ -3965,7 +4100,7 @@
     <w:name w:val="Grid Table 4 - Accent 1"/>
     <w:basedOn w:val="Tablanormal"/>
     <w:uiPriority w:val="59"/>
-    <w:rsid w:val="00123297"/>
+    <w:rsid w:val="00FD4429"/>
     <w:pPr>
       <w:spacing w:after="0" w:line="240" w:lineRule="auto"/>
     </w:pPr>
@@ -4057,7 +4192,7 @@
     <w:name w:val="Grid Table 4 - Accent 2"/>
     <w:basedOn w:val="Tablanormal"/>
     <w:uiPriority w:val="59"/>
-    <w:rsid w:val="00123297"/>
+    <w:rsid w:val="00FD4429"/>
     <w:pPr>
       <w:spacing w:after="0" w:line="240" w:lineRule="auto"/>
     </w:pPr>
@@ -4149,7 +4284,7 @@
     <w:name w:val="Grid Table 4 - Accent 3"/>
     <w:basedOn w:val="Tablanormal"/>
     <w:uiPriority w:val="59"/>
-    <w:rsid w:val="00123297"/>
+    <w:rsid w:val="00FD4429"/>
     <w:pPr>
       <w:spacing w:after="0" w:line="240" w:lineRule="auto"/>
     </w:pPr>
@@ -4241,7 +4376,7 @@
     <w:name w:val="Grid Table 4 - Accent 4"/>
     <w:basedOn w:val="Tablanormal"/>
     <w:uiPriority w:val="59"/>
-    <w:rsid w:val="00123297"/>
+    <w:rsid w:val="00FD4429"/>
     <w:pPr>
       <w:spacing w:after="0" w:line="240" w:lineRule="auto"/>
     </w:pPr>
@@ -4333,7 +4468,7 @@
     <w:name w:val="Grid Table 4 - Accent 5"/>
     <w:basedOn w:val="Tablanormal"/>
     <w:uiPriority w:val="59"/>
-    <w:rsid w:val="00123297"/>
+    <w:rsid w:val="00FD4429"/>
     <w:pPr>
       <w:spacing w:after="0" w:line="240" w:lineRule="auto"/>
     </w:pPr>
@@ -4425,7 +4560,7 @@
     <w:name w:val="Grid Table 4 - Accent 6"/>
     <w:basedOn w:val="Tablanormal"/>
     <w:uiPriority w:val="59"/>
-    <w:rsid w:val="00123297"/>
+    <w:rsid w:val="00FD4429"/>
     <w:pPr>
       <w:spacing w:after="0" w:line="240" w:lineRule="auto"/>
     </w:pPr>
@@ -4517,7 +4652,7 @@
     <w:name w:val="Grid Table 5 Dark"/>
     <w:basedOn w:val="Tablanormal"/>
     <w:uiPriority w:val="99"/>
-    <w:rsid w:val="00123297"/>
+    <w:rsid w:val="00FD4429"/>
     <w:pPr>
       <w:spacing w:after="0" w:line="240" w:lineRule="auto"/>
     </w:pPr>
@@ -4609,7 +4744,7 @@
     <w:name w:val="Grid Table 5 Dark- Accent 1"/>
     <w:basedOn w:val="Tablanormal"/>
     <w:uiPriority w:val="99"/>
-    <w:rsid w:val="00123297"/>
+    <w:rsid w:val="00FD4429"/>
     <w:pPr>
       <w:spacing w:after="0" w:line="240" w:lineRule="auto"/>
     </w:pPr>
@@ -4701,7 +4836,7 @@
     <w:name w:val="Grid Table 5 Dark - Accent 2"/>
     <w:basedOn w:val="Tablanormal"/>
     <w:uiPriority w:val="99"/>
-    <w:rsid w:val="00123297"/>
+    <w:rsid w:val="00FD4429"/>
     <w:pPr>
       <w:spacing w:after="0" w:line="240" w:lineRule="auto"/>
     </w:pPr>
@@ -4793,7 +4928,7 @@
     <w:name w:val="Grid Table 5 Dark - Accent 3"/>
     <w:basedOn w:val="Tablanormal"/>
     <w:uiPriority w:val="99"/>
-    <w:rsid w:val="00123297"/>
+    <w:rsid w:val="00FD4429"/>
     <w:pPr>
       <w:spacing w:after="0" w:line="240" w:lineRule="auto"/>
     </w:pPr>
@@ -4885,7 +5020,7 @@
     <w:name w:val="Grid Table 5 Dark- Accent 4"/>
     <w:basedOn w:val="Tablanormal"/>
     <w:uiPriority w:val="99"/>
-    <w:rsid w:val="00123297"/>
+    <w:rsid w:val="00FD4429"/>
     <w:pPr>
       <w:spacing w:after="0" w:line="240" w:lineRule="auto"/>
     </w:pPr>
@@ -4977,7 +5112,7 @@
     <w:name w:val="Grid Table 5 Dark - Accent 5"/>
     <w:basedOn w:val="Tablanormal"/>
     <w:uiPriority w:val="99"/>
-    <w:rsid w:val="00123297"/>
+    <w:rsid w:val="00FD4429"/>
     <w:pPr>
       <w:spacing w:after="0" w:line="240" w:lineRule="auto"/>
     </w:pPr>
@@ -5069,7 +5204,7 @@
     <w:name w:val="Grid Table 5 Dark - Accent 6"/>
     <w:basedOn w:val="Tablanormal"/>
     <w:uiPriority w:val="99"/>
-    <w:rsid w:val="00123297"/>
+    <w:rsid w:val="00FD4429"/>
     <w:pPr>
       <w:spacing w:after="0" w:line="240" w:lineRule="auto"/>
     </w:pPr>
@@ -5161,7 +5296,7 @@
     <w:name w:val="Grid Table 6 Colorful"/>
     <w:basedOn w:val="Tablanormal"/>
     <w:uiPriority w:val="99"/>
-    <w:rsid w:val="00123297"/>
+    <w:rsid w:val="00FD4429"/>
     <w:pPr>
       <w:spacing w:after="0" w:line="240" w:lineRule="auto"/>
     </w:pPr>
@@ -5243,7 +5378,7 @@
     <w:name w:val="Grid Table 6 Colorful - Accent 1"/>
     <w:basedOn w:val="Tablanormal"/>
     <w:uiPriority w:val="99"/>
-    <w:rsid w:val="00123297"/>
+    <w:rsid w:val="00FD4429"/>
     <w:pPr>
       <w:spacing w:after="0" w:line="240" w:lineRule="auto"/>
     </w:pPr>
@@ -5325,7 +5460,7 @@
     <w:name w:val="Grid Table 6 Colorful - Accent 2"/>
     <w:basedOn w:val="Tablanormal"/>
     <w:uiPriority w:val="99"/>
-    <w:rsid w:val="00123297"/>
+    <w:rsid w:val="00FD4429"/>
     <w:pPr>
       <w:spacing w:after="0" w:line="240" w:lineRule="auto"/>
     </w:pPr>
@@ -5407,7 +5542,7 @@
     <w:name w:val="Grid Table 6 Colorful - Accent 3"/>
     <w:basedOn w:val="Tablanormal"/>
     <w:uiPriority w:val="99"/>
-    <w:rsid w:val="00123297"/>
+    <w:rsid w:val="00FD4429"/>
     <w:pPr>
       <w:spacing w:after="0" w:line="240" w:lineRule="auto"/>
     </w:pPr>
@@ -5489,7 +5624,7 @@
     <w:name w:val="Grid Table 6 Colorful - Accent 4"/>
     <w:basedOn w:val="Tablanormal"/>
     <w:uiPriority w:val="99"/>
-    <w:rsid w:val="00123297"/>
+    <w:rsid w:val="00FD4429"/>
     <w:pPr>
       <w:spacing w:after="0" w:line="240" w:lineRule="auto"/>
     </w:pPr>
@@ -5571,7 +5706,7 @@
     <w:name w:val="Grid Table 6 Colorful - Accent 5"/>
     <w:basedOn w:val="Tablanormal"/>
     <w:uiPriority w:val="99"/>
-    <w:rsid w:val="00123297"/>
+    <w:rsid w:val="00FD4429"/>
     <w:pPr>
       <w:spacing w:after="0" w:line="240" w:lineRule="auto"/>
     </w:pPr>
@@ -5653,7 +5788,7 @@
     <w:name w:val="Grid Table 6 Colorful - Accent 6"/>
     <w:basedOn w:val="Tablanormal"/>
     <w:uiPriority w:val="99"/>
-    <w:rsid w:val="00123297"/>
+    <w:rsid w:val="00FD4429"/>
     <w:pPr>
       <w:spacing w:after="0" w:line="240" w:lineRule="auto"/>
     </w:pPr>
@@ -5735,7 +5870,7 @@
     <w:name w:val="Grid Table 7 Colorful"/>
     <w:basedOn w:val="Tablanormal"/>
     <w:uiPriority w:val="99"/>
-    <w:rsid w:val="00123297"/>
+    <w:rsid w:val="00FD4429"/>
     <w:pPr>
       <w:spacing w:after="0" w:line="240" w:lineRule="auto"/>
     </w:pPr>
@@ -5834,7 +5969,7 @@
     <w:tblStylePr w:type="band1Vert">
       <w:tblPr/>
       <w:tcPr>
-        <w:shd w:val="clear" w:color="F2F2F2" w:themeColor="text1" w:themeTint="D" w:fill="F2F2F2" w:themeFill="text1" w:themeFillTint="D"/>
+        <w:shd w:val="clear" w:color="FFFFFF" w:themeColor="text1" w:themeTint="0" w:fill="FFFFFF" w:themeFill="text1" w:themeFillTint="0"/>
       </w:tcPr>
     </w:tblStylePr>
     <w:tblStylePr w:type="band1Horz">
@@ -5845,7 +5980,7 @@
       </w:rPr>
       <w:tblPr/>
       <w:tcPr>
-        <w:shd w:val="clear" w:color="F2F2F2" w:themeColor="text1" w:themeTint="D" w:fill="F2F2F2" w:themeFill="text1" w:themeFillTint="D"/>
+        <w:shd w:val="clear" w:color="FFFFFF" w:themeColor="text1" w:themeTint="0" w:fill="FFFFFF" w:themeFill="text1" w:themeFillTint="0"/>
       </w:tcPr>
     </w:tblStylePr>
     <w:tblStylePr w:type="band2Horz">
@@ -5860,7 +5995,7 @@
     <w:name w:val="Grid Table 7 Colorful - Accent 1"/>
     <w:basedOn w:val="Tablanormal"/>
     <w:uiPriority w:val="99"/>
-    <w:rsid w:val="00123297"/>
+    <w:rsid w:val="00FD4429"/>
     <w:pPr>
       <w:spacing w:after="0" w:line="240" w:lineRule="auto"/>
     </w:pPr>
@@ -5985,7 +6120,7 @@
     <w:name w:val="Grid Table 7 Colorful - Accent 2"/>
     <w:basedOn w:val="Tablanormal"/>
     <w:uiPriority w:val="99"/>
-    <w:rsid w:val="00123297"/>
+    <w:rsid w:val="00FD4429"/>
     <w:pPr>
       <w:spacing w:after="0" w:line="240" w:lineRule="auto"/>
     </w:pPr>
@@ -6110,7 +6245,7 @@
     <w:name w:val="Grid Table 7 Colorful - Accent 3"/>
     <w:basedOn w:val="Tablanormal"/>
     <w:uiPriority w:val="99"/>
-    <w:rsid w:val="00123297"/>
+    <w:rsid w:val="00FD4429"/>
     <w:pPr>
       <w:spacing w:after="0" w:line="240" w:lineRule="auto"/>
     </w:pPr>
@@ -6235,7 +6370,7 @@
     <w:name w:val="Grid Table 7 Colorful - Accent 4"/>
     <w:basedOn w:val="Tablanormal"/>
     <w:uiPriority w:val="99"/>
-    <w:rsid w:val="00123297"/>
+    <w:rsid w:val="00FD4429"/>
     <w:pPr>
       <w:spacing w:after="0" w:line="240" w:lineRule="auto"/>
     </w:pPr>
@@ -6360,7 +6495,7 @@
     <w:name w:val="Grid Table 7 Colorful - Accent 5"/>
     <w:basedOn w:val="Tablanormal"/>
     <w:uiPriority w:val="99"/>
-    <w:rsid w:val="00123297"/>
+    <w:rsid w:val="00FD4429"/>
     <w:pPr>
       <w:spacing w:after="0" w:line="240" w:lineRule="auto"/>
     </w:pPr>
@@ -6485,7 +6620,7 @@
     <w:name w:val="Grid Table 7 Colorful - Accent 6"/>
     <w:basedOn w:val="Tablanormal"/>
     <w:uiPriority w:val="99"/>
-    <w:rsid w:val="00123297"/>
+    <w:rsid w:val="00FD4429"/>
     <w:pPr>
       <w:spacing w:after="0" w:line="240" w:lineRule="auto"/>
     </w:pPr>
@@ -6610,7 +6745,7 @@
     <w:name w:val="List Table 1 Light"/>
     <w:basedOn w:val="Tablanormal"/>
     <w:uiPriority w:val="99"/>
-    <w:rsid w:val="00123297"/>
+    <w:rsid w:val="00FD4429"/>
     <w:pPr>
       <w:spacing w:after="0" w:line="240" w:lineRule="auto"/>
     </w:pPr>
@@ -6684,7 +6819,7 @@
     <w:name w:val="List Table 1 Light - Accent 1"/>
     <w:basedOn w:val="Tablanormal"/>
     <w:uiPriority w:val="99"/>
-    <w:rsid w:val="00123297"/>
+    <w:rsid w:val="00FD4429"/>
     <w:pPr>
       <w:spacing w:after="0" w:line="240" w:lineRule="auto"/>
     </w:pPr>
@@ -6758,7 +6893,7 @@
     <w:name w:val="List Table 1 Light - Accent 2"/>
     <w:basedOn w:val="Tablanormal"/>
     <w:uiPriority w:val="99"/>
-    <w:rsid w:val="00123297"/>
+    <w:rsid w:val="00FD4429"/>
     <w:pPr>
       <w:spacing w:after="0" w:line="240" w:lineRule="auto"/>
     </w:pPr>
@@ -6832,7 +6967,7 @@
     <w:name w:val="List Table 1 Light - Accent 3"/>
     <w:basedOn w:val="Tablanormal"/>
     <w:uiPriority w:val="99"/>
-    <w:rsid w:val="00123297"/>
+    <w:rsid w:val="00FD4429"/>
     <w:pPr>
       <w:spacing w:after="0" w:line="240" w:lineRule="auto"/>
     </w:pPr>
@@ -6906,7 +7041,7 @@
     <w:name w:val="List Table 1 Light - Accent 4"/>
     <w:basedOn w:val="Tablanormal"/>
     <w:uiPriority w:val="99"/>
-    <w:rsid w:val="00123297"/>
+    <w:rsid w:val="00FD4429"/>
     <w:pPr>
       <w:spacing w:after="0" w:line="240" w:lineRule="auto"/>
     </w:pPr>
@@ -6980,7 +7115,7 @@
     <w:name w:val="List Table 1 Light - Accent 5"/>
     <w:basedOn w:val="Tablanormal"/>
     <w:uiPriority w:val="99"/>
-    <w:rsid w:val="00123297"/>
+    <w:rsid w:val="00FD4429"/>
     <w:pPr>
       <w:spacing w:after="0" w:line="240" w:lineRule="auto"/>
     </w:pPr>
@@ -7054,7 +7189,7 @@
     <w:name w:val="List Table 1 Light - Accent 6"/>
     <w:basedOn w:val="Tablanormal"/>
     <w:uiPriority w:val="99"/>
-    <w:rsid w:val="00123297"/>
+    <w:rsid w:val="00FD4429"/>
     <w:pPr>
       <w:spacing w:after="0" w:line="240" w:lineRule="auto"/>
     </w:pPr>
@@ -7128,7 +7263,7 @@
     <w:name w:val="List Table 2"/>
     <w:basedOn w:val="Tablanormal"/>
     <w:uiPriority w:val="99"/>
-    <w:rsid w:val="00123297"/>
+    <w:rsid w:val="00FD4429"/>
     <w:pPr>
       <w:spacing w:after="0" w:line="240" w:lineRule="auto"/>
     </w:pPr>
@@ -7225,7 +7360,7 @@
     <w:name w:val="List Table 2 - Accent 1"/>
     <w:basedOn w:val="Tablanormal"/>
     <w:uiPriority w:val="99"/>
-    <w:rsid w:val="00123297"/>
+    <w:rsid w:val="00FD4429"/>
     <w:pPr>
       <w:spacing w:after="0" w:line="240" w:lineRule="auto"/>
     </w:pPr>
@@ -7322,7 +7457,7 @@
     <w:name w:val="List Table 2 - Accent 2"/>
     <w:basedOn w:val="Tablanormal"/>
     <w:uiPriority w:val="99"/>
-    <w:rsid w:val="00123297"/>
+    <w:rsid w:val="00FD4429"/>
     <w:pPr>
       <w:spacing w:after="0" w:line="240" w:lineRule="auto"/>
     </w:pPr>
@@ -7419,7 +7554,7 @@
     <w:name w:val="List Table 2 - Accent 3"/>
     <w:basedOn w:val="Tablanormal"/>
     <w:uiPriority w:val="99"/>
-    <w:rsid w:val="00123297"/>
+    <w:rsid w:val="00FD4429"/>
     <w:pPr>
       <w:spacing w:after="0" w:line="240" w:lineRule="auto"/>
     </w:pPr>
@@ -7516,7 +7651,7 @@
     <w:name w:val="List Table 2 - Accent 4"/>
     <w:basedOn w:val="Tablanormal"/>
     <w:uiPriority w:val="99"/>
-    <w:rsid w:val="00123297"/>
+    <w:rsid w:val="00FD4429"/>
     <w:pPr>
       <w:spacing w:after="0" w:line="240" w:lineRule="auto"/>
     </w:pPr>
@@ -7613,7 +7748,7 @@
     <w:name w:val="List Table 2 - Accent 5"/>
     <w:basedOn w:val="Tablanormal"/>
     <w:uiPriority w:val="99"/>
-    <w:rsid w:val="00123297"/>
+    <w:rsid w:val="00FD4429"/>
     <w:pPr>
       <w:spacing w:after="0" w:line="240" w:lineRule="auto"/>
     </w:pPr>
@@ -7710,7 +7845,7 @@
     <w:name w:val="List Table 2 - Accent 6"/>
     <w:basedOn w:val="Tablanormal"/>
     <w:uiPriority w:val="99"/>
-    <w:rsid w:val="00123297"/>
+    <w:rsid w:val="00FD4429"/>
     <w:pPr>
       <w:spacing w:after="0" w:line="240" w:lineRule="auto"/>
     </w:pPr>
@@ -7807,7 +7942,7 @@
     <w:name w:val="List Table 3"/>
     <w:basedOn w:val="Tablanormal"/>
     <w:uiPriority w:val="99"/>
-    <w:rsid w:val="00123297"/>
+    <w:rsid w:val="00FD4429"/>
     <w:pPr>
       <w:spacing w:after="0" w:line="240" w:lineRule="auto"/>
     </w:pPr>
@@ -7891,7 +8026,7 @@
     <w:name w:val="List Table 3 - Accent 1"/>
     <w:basedOn w:val="Tablanormal"/>
     <w:uiPriority w:val="99"/>
-    <w:rsid w:val="00123297"/>
+    <w:rsid w:val="00FD4429"/>
     <w:pPr>
       <w:spacing w:after="0" w:line="240" w:lineRule="auto"/>
     </w:pPr>
@@ -7975,7 +8110,7 @@
     <w:name w:val="List Table 3 - Accent 2"/>
     <w:basedOn w:val="Tablanormal"/>
     <w:uiPriority w:val="99"/>
-    <w:rsid w:val="00123297"/>
+    <w:rsid w:val="00FD4429"/>
     <w:pPr>
       <w:spacing w:after="0" w:line="240" w:lineRule="auto"/>
     </w:pPr>
@@ -8059,7 +8194,7 @@
     <w:name w:val="List Table 3 - Accent 3"/>
     <w:basedOn w:val="Tablanormal"/>
     <w:uiPriority w:val="99"/>
-    <w:rsid w:val="00123297"/>
+    <w:rsid w:val="00FD4429"/>
     <w:pPr>
       <w:spacing w:after="0" w:line="240" w:lineRule="auto"/>
     </w:pPr>
@@ -8143,7 +8278,7 @@
     <w:name w:val="List Table 3 - Accent 4"/>
     <w:basedOn w:val="Tablanormal"/>
     <w:uiPriority w:val="99"/>
-    <w:rsid w:val="00123297"/>
+    <w:rsid w:val="00FD4429"/>
     <w:pPr>
       <w:spacing w:after="0" w:line="240" w:lineRule="auto"/>
     </w:pPr>
@@ -8227,7 +8362,7 @@
     <w:name w:val="List Table 3 - Accent 5"/>
     <w:basedOn w:val="Tablanormal"/>
     <w:uiPriority w:val="99"/>
-    <w:rsid w:val="00123297"/>
+    <w:rsid w:val="00FD4429"/>
     <w:pPr>
       <w:spacing w:after="0" w:line="240" w:lineRule="auto"/>
     </w:pPr>
@@ -8311,7 +8446,7 @@
     <w:name w:val="List Table 3 - Accent 6"/>
     <w:basedOn w:val="Tablanormal"/>
     <w:uiPriority w:val="99"/>
-    <w:rsid w:val="00123297"/>
+    <w:rsid w:val="00FD4429"/>
     <w:pPr>
       <w:spacing w:after="0" w:line="240" w:lineRule="auto"/>
     </w:pPr>
@@ -8395,7 +8530,7 @@
     <w:name w:val="List Table 4"/>
     <w:basedOn w:val="Tablanormal"/>
     <w:uiPriority w:val="99"/>
-    <w:rsid w:val="00123297"/>
+    <w:rsid w:val="00FD4429"/>
     <w:pPr>
       <w:spacing w:after="0" w:line="240" w:lineRule="auto"/>
     </w:pPr>
@@ -8474,7 +8609,7 @@
     <w:name w:val="List Table 4 - Accent 1"/>
     <w:basedOn w:val="Tablanormal"/>
     <w:uiPriority w:val="99"/>
-    <w:rsid w:val="00123297"/>
+    <w:rsid w:val="00FD4429"/>
     <w:pPr>
       <w:spacing w:after="0" w:line="240" w:lineRule="auto"/>
     </w:pPr>
@@ -8553,7 +8688,7 @@
     <w:name w:val="List Table 4 - Accent 2"/>
     <w:basedOn w:val="Tablanormal"/>
     <w:uiPriority w:val="99"/>
-    <w:rsid w:val="00123297"/>
+    <w:rsid w:val="00FD4429"/>
     <w:pPr>
       <w:spacing w:after="0" w:line="240" w:lineRule="auto"/>
     </w:pPr>
@@ -8632,7 +8767,7 @@
     <w:name w:val="List Table 4 - Accent 3"/>
     <w:basedOn w:val="Tablanormal"/>
     <w:uiPriority w:val="99"/>
-    <w:rsid w:val="00123297"/>
+    <w:rsid w:val="00FD4429"/>
     <w:pPr>
       <w:spacing w:after="0" w:line="240" w:lineRule="auto"/>
     </w:pPr>
@@ -8711,7 +8846,7 @@
     <w:name w:val="List Table 4 - Accent 4"/>
     <w:basedOn w:val="Tablanormal"/>
     <w:uiPriority w:val="99"/>
-    <w:rsid w:val="00123297"/>
+    <w:rsid w:val="00FD4429"/>
     <w:pPr>
       <w:spacing w:after="0" w:line="240" w:lineRule="auto"/>
     </w:pPr>
@@ -8790,7 +8925,7 @@
     <w:name w:val="List Table 4 - Accent 5"/>
     <w:basedOn w:val="Tablanormal"/>
     <w:uiPriority w:val="99"/>
-    <w:rsid w:val="00123297"/>
+    <w:rsid w:val="00FD4429"/>
     <w:pPr>
       <w:spacing w:after="0" w:line="240" w:lineRule="auto"/>
     </w:pPr>
@@ -8869,7 +9004,7 @@
     <w:name w:val="List Table 4 - Accent 6"/>
     <w:basedOn w:val="Tablanormal"/>
     <w:uiPriority w:val="99"/>
-    <w:rsid w:val="00123297"/>
+    <w:rsid w:val="00FD4429"/>
     <w:pPr>
       <w:spacing w:after="0" w:line="240" w:lineRule="auto"/>
     </w:pPr>
@@ -8948,7 +9083,7 @@
     <w:name w:val="List Table 5 Dark"/>
     <w:basedOn w:val="Tablanormal"/>
     <w:uiPriority w:val="99"/>
-    <w:rsid w:val="00123297"/>
+    <w:rsid w:val="00FD4429"/>
     <w:pPr>
       <w:spacing w:after="0" w:line="240" w:lineRule="auto"/>
     </w:pPr>
@@ -9062,7 +9197,7 @@
     <w:name w:val="List Table 5 Dark - Accent 1"/>
     <w:basedOn w:val="Tablanormal"/>
     <w:uiPriority w:val="99"/>
-    <w:rsid w:val="00123297"/>
+    <w:rsid w:val="00FD4429"/>
     <w:pPr>
       <w:spacing w:after="0" w:line="240" w:lineRule="auto"/>
     </w:pPr>
@@ -9176,7 +9311,7 @@
     <w:name w:val="List Table 5 Dark - Accent 2"/>
     <w:basedOn w:val="Tablanormal"/>
     <w:uiPriority w:val="99"/>
-    <w:rsid w:val="00123297"/>
+    <w:rsid w:val="00FD4429"/>
     <w:pPr>
       <w:spacing w:after="0" w:line="240" w:lineRule="auto"/>
     </w:pPr>
@@ -9290,7 +9425,7 @@
     <w:name w:val="List Table 5 Dark - Accent 3"/>
     <w:basedOn w:val="Tablanormal"/>
     <w:uiPriority w:val="99"/>
-    <w:rsid w:val="00123297"/>
+    <w:rsid w:val="00FD4429"/>
     <w:pPr>
       <w:spacing w:after="0" w:line="240" w:lineRule="auto"/>
     </w:pPr>
@@ -9404,7 +9539,7 @@
     <w:name w:val="List Table 5 Dark - Accent 4"/>
     <w:basedOn w:val="Tablanormal"/>
     <w:uiPriority w:val="99"/>
-    <w:rsid w:val="00123297"/>
+    <w:rsid w:val="00FD4429"/>
     <w:pPr>
       <w:spacing w:after="0" w:line="240" w:lineRule="auto"/>
     </w:pPr>
@@ -9518,7 +9653,7 @@
     <w:name w:val="List Table 5 Dark - Accent 5"/>
     <w:basedOn w:val="Tablanormal"/>
     <w:uiPriority w:val="99"/>
-    <w:rsid w:val="00123297"/>
+    <w:rsid w:val="00FD4429"/>
     <w:pPr>
       <w:spacing w:after="0" w:line="240" w:lineRule="auto"/>
     </w:pPr>
@@ -9632,7 +9767,7 @@
     <w:name w:val="List Table 5 Dark - Accent 6"/>
     <w:basedOn w:val="Tablanormal"/>
     <w:uiPriority w:val="99"/>
-    <w:rsid w:val="00123297"/>
+    <w:rsid w:val="00FD4429"/>
     <w:pPr>
       <w:spacing w:after="0" w:line="240" w:lineRule="auto"/>
     </w:pPr>
@@ -9746,7 +9881,7 @@
     <w:name w:val="List Table 6 Colorful"/>
     <w:basedOn w:val="Tablanormal"/>
     <w:uiPriority w:val="99"/>
-    <w:rsid w:val="00123297"/>
+    <w:rsid w:val="00FD4429"/>
     <w:pPr>
       <w:spacing w:after="0" w:line="240" w:lineRule="auto"/>
     </w:pPr>
@@ -9830,7 +9965,7 @@
     <w:name w:val="List Table 6 Colorful - Accent 1"/>
     <w:basedOn w:val="Tablanormal"/>
     <w:uiPriority w:val="99"/>
-    <w:rsid w:val="00123297"/>
+    <w:rsid w:val="00FD4429"/>
     <w:pPr>
       <w:spacing w:after="0" w:line="240" w:lineRule="auto"/>
     </w:pPr>
@@ -9914,7 +10049,7 @@
     <w:name w:val="List Table 6 Colorful - Accent 2"/>
     <w:basedOn w:val="Tablanormal"/>
     <w:uiPriority w:val="99"/>
-    <w:rsid w:val="00123297"/>
+    <w:rsid w:val="00FD4429"/>
     <w:pPr>
       <w:spacing w:after="0" w:line="240" w:lineRule="auto"/>
     </w:pPr>
@@ -9998,7 +10133,7 @@
     <w:name w:val="List Table 6 Colorful - Accent 3"/>
     <w:basedOn w:val="Tablanormal"/>
     <w:uiPriority w:val="99"/>
-    <w:rsid w:val="00123297"/>
+    <w:rsid w:val="00FD4429"/>
     <w:pPr>
       <w:spacing w:after="0" w:line="240" w:lineRule="auto"/>
     </w:pPr>
@@ -10082,7 +10217,7 @@
     <w:name w:val="List Table 6 Colorful - Accent 4"/>
     <w:basedOn w:val="Tablanormal"/>
     <w:uiPriority w:val="99"/>
-    <w:rsid w:val="00123297"/>
+    <w:rsid w:val="00FD4429"/>
     <w:pPr>
       <w:spacing w:after="0" w:line="240" w:lineRule="auto"/>
     </w:pPr>
@@ -10166,7 +10301,7 @@
     <w:name w:val="List Table 6 Colorful - Accent 5"/>
     <w:basedOn w:val="Tablanormal"/>
     <w:uiPriority w:val="99"/>
-    <w:rsid w:val="00123297"/>
+    <w:rsid w:val="00FD4429"/>
     <w:pPr>
       <w:spacing w:after="0" w:line="240" w:lineRule="auto"/>
     </w:pPr>
@@ -10250,7 +10385,7 @@
     <w:name w:val="List Table 6 Colorful - Accent 6"/>
     <w:basedOn w:val="Tablanormal"/>
     <w:uiPriority w:val="99"/>
-    <w:rsid w:val="00123297"/>
+    <w:rsid w:val="00FD4429"/>
     <w:pPr>
       <w:spacing w:after="0" w:line="240" w:lineRule="auto"/>
     </w:pPr>
@@ -10334,7 +10469,7 @@
     <w:name w:val="List Table 7 Colorful"/>
     <w:basedOn w:val="Tablanormal"/>
     <w:uiPriority w:val="99"/>
-    <w:rsid w:val="00123297"/>
+    <w:rsid w:val="00FD4429"/>
     <w:pPr>
       <w:spacing w:after="0" w:line="240" w:lineRule="auto"/>
     </w:pPr>
@@ -10456,7 +10591,7 @@
     <w:name w:val="List Table 7 Colorful - Accent 1"/>
     <w:basedOn w:val="Tablanormal"/>
     <w:uiPriority w:val="99"/>
-    <w:rsid w:val="00123297"/>
+    <w:rsid w:val="00FD4429"/>
     <w:pPr>
       <w:spacing w:after="0" w:line="240" w:lineRule="auto"/>
     </w:pPr>
@@ -10578,7 +10713,7 @@
     <w:name w:val="List Table 7 Colorful - Accent 2"/>
     <w:basedOn w:val="Tablanormal"/>
     <w:uiPriority w:val="99"/>
-    <w:rsid w:val="00123297"/>
+    <w:rsid w:val="00FD4429"/>
     <w:pPr>
       <w:spacing w:after="0" w:line="240" w:lineRule="auto"/>
     </w:pPr>
@@ -10700,7 +10835,7 @@
     <w:name w:val="List Table 7 Colorful - Accent 3"/>
     <w:basedOn w:val="Tablanormal"/>
     <w:uiPriority w:val="99"/>
-    <w:rsid w:val="00123297"/>
+    <w:rsid w:val="00FD4429"/>
     <w:pPr>
       <w:spacing w:after="0" w:line="240" w:lineRule="auto"/>
     </w:pPr>
@@ -10822,7 +10957,7 @@
     <w:name w:val="List Table 7 Colorful - Accent 4"/>
     <w:basedOn w:val="Tablanormal"/>
     <w:uiPriority w:val="99"/>
-    <w:rsid w:val="00123297"/>
+    <w:rsid w:val="00FD4429"/>
     <w:pPr>
       <w:spacing w:after="0" w:line="240" w:lineRule="auto"/>
     </w:pPr>
@@ -10944,7 +11079,7 @@
     <w:name w:val="List Table 7 Colorful - Accent 5"/>
     <w:basedOn w:val="Tablanormal"/>
     <w:uiPriority w:val="99"/>
-    <w:rsid w:val="00123297"/>
+    <w:rsid w:val="00FD4429"/>
     <w:pPr>
       <w:spacing w:after="0" w:line="240" w:lineRule="auto"/>
     </w:pPr>
@@ -11066,7 +11201,7 @@
     <w:name w:val="List Table 7 Colorful - Accent 6"/>
     <w:basedOn w:val="Tablanormal"/>
     <w:uiPriority w:val="99"/>
-    <w:rsid w:val="00123297"/>
+    <w:rsid w:val="00FD4429"/>
     <w:pPr>
       <w:spacing w:after="0" w:line="240" w:lineRule="auto"/>
     </w:pPr>
@@ -11188,7 +11323,7 @@
     <w:name w:val="Lined - Accent"/>
     <w:basedOn w:val="Tablanormal"/>
     <w:uiPriority w:val="99"/>
-    <w:rsid w:val="00123297"/>
+    <w:rsid w:val="00FD4429"/>
     <w:pPr>
       <w:spacing w:after="0" w:line="240" w:lineRule="auto"/>
     </w:pPr>
@@ -11268,7 +11403,7 @@
       </w:rPr>
       <w:tblPr/>
       <w:tcPr>
-        <w:shd w:val="clear" w:color="F2F2F2" w:themeColor="text1" w:themeTint="D" w:fill="F2F2F2" w:themeFill="text1" w:themeFillTint="D"/>
+        <w:shd w:val="clear" w:color="FFFFFF" w:themeColor="text1" w:themeTint="0" w:fill="FFFFFF" w:themeFill="text1" w:themeFillTint="0"/>
       </w:tcPr>
     </w:tblStylePr>
     <w:tblStylePr w:type="band1Horz">
@@ -11286,7 +11421,7 @@
       </w:rPr>
       <w:tblPr/>
       <w:tcPr>
-        <w:shd w:val="clear" w:color="F2F2F2" w:themeColor="text1" w:themeTint="D" w:fill="F2F2F2" w:themeFill="text1" w:themeFillTint="D"/>
+        <w:shd w:val="clear" w:color="FFFFFF" w:themeColor="text1" w:themeTint="0" w:fill="FFFFFF" w:themeFill="text1" w:themeFillTint="0"/>
       </w:tcPr>
     </w:tblStylePr>
   </w:style>
@@ -11294,7 +11429,7 @@
     <w:name w:val="Lined - Accent 1"/>
     <w:basedOn w:val="Tablanormal"/>
     <w:uiPriority w:val="99"/>
-    <w:rsid w:val="00123297"/>
+    <w:rsid w:val="00FD4429"/>
     <w:pPr>
       <w:spacing w:after="0" w:line="240" w:lineRule="auto"/>
     </w:pPr>
@@ -11400,7 +11535,7 @@
     <w:name w:val="Lined - Accent 2"/>
     <w:basedOn w:val="Tablanormal"/>
     <w:uiPriority w:val="99"/>
-    <w:rsid w:val="00123297"/>
+    <w:rsid w:val="00FD4429"/>
     <w:pPr>
       <w:spacing w:after="0" w:line="240" w:lineRule="auto"/>
     </w:pPr>
@@ -11506,7 +11641,7 @@
     <w:name w:val="Lined - Accent 3"/>
     <w:basedOn w:val="Tablanormal"/>
     <w:uiPriority w:val="99"/>
-    <w:rsid w:val="00123297"/>
+    <w:rsid w:val="00FD4429"/>
     <w:pPr>
       <w:spacing w:after="0" w:line="240" w:lineRule="auto"/>
     </w:pPr>
@@ -11612,7 +11747,7 @@
     <w:name w:val="Lined - Accent 4"/>
     <w:basedOn w:val="Tablanormal"/>
     <w:uiPriority w:val="99"/>
-    <w:rsid w:val="00123297"/>
+    <w:rsid w:val="00FD4429"/>
     <w:pPr>
       <w:spacing w:after="0" w:line="240" w:lineRule="auto"/>
     </w:pPr>
@@ -11718,7 +11853,7 @@
     <w:name w:val="Lined - Accent 5"/>
     <w:basedOn w:val="Tablanormal"/>
     <w:uiPriority w:val="99"/>
-    <w:rsid w:val="00123297"/>
+    <w:rsid w:val="00FD4429"/>
     <w:pPr>
       <w:spacing w:after="0" w:line="240" w:lineRule="auto"/>
     </w:pPr>
@@ -11824,7 +11959,7 @@
     <w:name w:val="Lined - Accent 6"/>
     <w:basedOn w:val="Tablanormal"/>
     <w:uiPriority w:val="99"/>
-    <w:rsid w:val="00123297"/>
+    <w:rsid w:val="00FD4429"/>
     <w:pPr>
       <w:spacing w:after="0" w:line="240" w:lineRule="auto"/>
     </w:pPr>
@@ -11930,7 +12065,7 @@
     <w:name w:val="Bordered &amp; Lined - Accent"/>
     <w:basedOn w:val="Tablanormal"/>
     <w:uiPriority w:val="99"/>
-    <w:rsid w:val="00123297"/>
+    <w:rsid w:val="00FD4429"/>
     <w:pPr>
       <w:spacing w:after="0" w:line="240" w:lineRule="auto"/>
     </w:pPr>
@@ -12018,7 +12153,7 @@
       </w:rPr>
       <w:tblPr/>
       <w:tcPr>
-        <w:shd w:val="clear" w:color="F2F2F2" w:themeColor="text1" w:themeTint="D" w:fill="F2F2F2" w:themeFill="text1" w:themeFillTint="D"/>
+        <w:shd w:val="clear" w:color="FFFFFF" w:themeColor="text1" w:themeTint="0" w:fill="FFFFFF" w:themeFill="text1" w:themeFillTint="0"/>
       </w:tcPr>
     </w:tblStylePr>
     <w:tblStylePr w:type="band1Horz">
@@ -12036,7 +12171,7 @@
       </w:rPr>
       <w:tblPr/>
       <w:tcPr>
-        <w:shd w:val="clear" w:color="F2F2F2" w:themeColor="text1" w:themeTint="D" w:fill="F2F2F2" w:themeFill="text1" w:themeFillTint="D"/>
+        <w:shd w:val="clear" w:color="FFFFFF" w:themeColor="text1" w:themeTint="0" w:fill="FFFFFF" w:themeFill="text1" w:themeFillTint="0"/>
       </w:tcPr>
     </w:tblStylePr>
   </w:style>
@@ -12044,7 +12179,7 @@
     <w:name w:val="Bordered &amp; Lined - Accent 1"/>
     <w:basedOn w:val="Tablanormal"/>
     <w:uiPriority w:val="99"/>
-    <w:rsid w:val="00123297"/>
+    <w:rsid w:val="00FD4429"/>
     <w:pPr>
       <w:spacing w:after="0" w:line="240" w:lineRule="auto"/>
     </w:pPr>
@@ -12158,7 +12293,7 @@
     <w:name w:val="Bordered &amp; Lined - Accent 2"/>
     <w:basedOn w:val="Tablanormal"/>
     <w:uiPriority w:val="99"/>
-    <w:rsid w:val="00123297"/>
+    <w:rsid w:val="00FD4429"/>
     <w:pPr>
       <w:spacing w:after="0" w:line="240" w:lineRule="auto"/>
     </w:pPr>
@@ -12272,7 +12407,7 @@
     <w:name w:val="Bordered &amp; Lined - Accent 3"/>
     <w:basedOn w:val="Tablanormal"/>
     <w:uiPriority w:val="99"/>
-    <w:rsid w:val="00123297"/>
+    <w:rsid w:val="00FD4429"/>
     <w:pPr>
       <w:spacing w:after="0" w:line="240" w:lineRule="auto"/>
     </w:pPr>
@@ -12386,7 +12521,7 @@
     <w:name w:val="Bordered &amp; Lined - Accent 4"/>
     <w:basedOn w:val="Tablanormal"/>
     <w:uiPriority w:val="99"/>
-    <w:rsid w:val="00123297"/>
+    <w:rsid w:val="00FD4429"/>
     <w:pPr>
       <w:spacing w:after="0" w:line="240" w:lineRule="auto"/>
     </w:pPr>
@@ -12500,7 +12635,7 @@
     <w:name w:val="Bordered &amp; Lined - Accent 5"/>
     <w:basedOn w:val="Tablanormal"/>
     <w:uiPriority w:val="99"/>
-    <w:rsid w:val="00123297"/>
+    <w:rsid w:val="00FD4429"/>
     <w:pPr>
       <w:spacing w:after="0" w:line="240" w:lineRule="auto"/>
     </w:pPr>
@@ -12614,7 +12749,7 @@
     <w:name w:val="Bordered &amp; Lined - Accent 6"/>
     <w:basedOn w:val="Tablanormal"/>
     <w:uiPriority w:val="99"/>
-    <w:rsid w:val="00123297"/>
+    <w:rsid w:val="00FD4429"/>
     <w:pPr>
       <w:spacing w:after="0" w:line="240" w:lineRule="auto"/>
     </w:pPr>
@@ -12728,7 +12863,7 @@
     <w:name w:val="Bordered"/>
     <w:basedOn w:val="Tablanormal"/>
     <w:uiPriority w:val="99"/>
-    <w:rsid w:val="00123297"/>
+    <w:rsid w:val="00FD4429"/>
     <w:pPr>
       <w:spacing w:after="0" w:line="240" w:lineRule="auto"/>
     </w:pPr>
@@ -12818,7 +12953,7 @@
     <w:name w:val="Bordered - Accent 1"/>
     <w:basedOn w:val="Tablanormal"/>
     <w:uiPriority w:val="99"/>
-    <w:rsid w:val="00123297"/>
+    <w:rsid w:val="00FD4429"/>
     <w:pPr>
       <w:spacing w:after="0" w:line="240" w:lineRule="auto"/>
     </w:pPr>
@@ -12908,7 +13043,7 @@
     <w:name w:val="Bordered - Accent 2"/>
     <w:basedOn w:val="Tablanormal"/>
     <w:uiPriority w:val="99"/>
-    <w:rsid w:val="00123297"/>
+    <w:rsid w:val="00FD4429"/>
     <w:pPr>
       <w:spacing w:after="0" w:line="240" w:lineRule="auto"/>
     </w:pPr>
@@ -12998,7 +13133,7 @@
     <w:name w:val="Bordered - Accent 3"/>
     <w:basedOn w:val="Tablanormal"/>
     <w:uiPriority w:val="99"/>
-    <w:rsid w:val="00123297"/>
+    <w:rsid w:val="00FD4429"/>
     <w:pPr>
       <w:spacing w:after="0" w:line="240" w:lineRule="auto"/>
     </w:pPr>
@@ -13088,7 +13223,7 @@
     <w:name w:val="Bordered - Accent 4"/>
     <w:basedOn w:val="Tablanormal"/>
     <w:uiPriority w:val="99"/>
-    <w:rsid w:val="00123297"/>
+    <w:rsid w:val="00FD4429"/>
     <w:pPr>
       <w:spacing w:after="0" w:line="240" w:lineRule="auto"/>
     </w:pPr>
@@ -13178,7 +13313,7 @@
     <w:name w:val="Bordered - Accent 5"/>
     <w:basedOn w:val="Tablanormal"/>
     <w:uiPriority w:val="99"/>
-    <w:rsid w:val="00123297"/>
+    <w:rsid w:val="00FD4429"/>
     <w:pPr>
       <w:spacing w:after="0" w:line="240" w:lineRule="auto"/>
     </w:pPr>
@@ -13268,7 +13403,7 @@
     <w:name w:val="Bordered - Accent 6"/>
     <w:basedOn w:val="Tablanormal"/>
     <w:uiPriority w:val="99"/>
-    <w:rsid w:val="00123297"/>
+    <w:rsid w:val="00FD4429"/>
     <w:pPr>
       <w:spacing w:after="0" w:line="240" w:lineRule="auto"/>
     </w:pPr>
@@ -13361,7 +13496,7 @@
     <w:link w:val="Heading1Char"/>
     <w:uiPriority w:val="9"/>
     <w:qFormat/>
-    <w:rsid w:val="00123297"/>
+    <w:rsid w:val="00FD4429"/>
     <w:pPr>
       <w:keepNext/>
       <w:keepLines/>
@@ -13383,7 +13518,7 @@
     <w:uiPriority w:val="9"/>
     <w:unhideWhenUsed/>
     <w:qFormat/>
-    <w:rsid w:val="00123297"/>
+    <w:rsid w:val="00FD4429"/>
     <w:pPr>
       <w:keepNext/>
       <w:keepLines/>
@@ -13405,7 +13540,7 @@
     <w:uiPriority w:val="9"/>
     <w:unhideWhenUsed/>
     <w:qFormat/>
-    <w:rsid w:val="00123297"/>
+    <w:rsid w:val="00FD4429"/>
     <w:pPr>
       <w:keepNext/>
       <w:keepLines/>
@@ -13427,7 +13562,7 @@
     <w:uiPriority w:val="9"/>
     <w:unhideWhenUsed/>
     <w:qFormat/>
-    <w:rsid w:val="00123297"/>
+    <w:rsid w:val="00FD4429"/>
     <w:pPr>
       <w:keepNext/>
       <w:keepLines/>
@@ -13449,7 +13584,7 @@
     <w:uiPriority w:val="9"/>
     <w:unhideWhenUsed/>
     <w:qFormat/>
-    <w:rsid w:val="00123297"/>
+    <w:rsid w:val="00FD4429"/>
     <w:pPr>
       <w:keepNext/>
       <w:keepLines/>
@@ -13469,7 +13604,7 @@
     <w:uiPriority w:val="9"/>
     <w:unhideWhenUsed/>
     <w:qFormat/>
-    <w:rsid w:val="00123297"/>
+    <w:rsid w:val="00FD4429"/>
     <w:pPr>
       <w:keepNext/>
       <w:keepLines/>
@@ -13491,7 +13626,7 @@
     <w:uiPriority w:val="9"/>
     <w:unhideWhenUsed/>
     <w:qFormat/>
-    <w:rsid w:val="00123297"/>
+    <w:rsid w:val="00FD4429"/>
     <w:pPr>
       <w:keepNext/>
       <w:keepLines/>
@@ -13511,7 +13646,7 @@
     <w:uiPriority w:val="9"/>
     <w:unhideWhenUsed/>
     <w:qFormat/>
-    <w:rsid w:val="00123297"/>
+    <w:rsid w:val="00FD4429"/>
     <w:pPr>
       <w:keepNext/>
       <w:keepLines/>
@@ -13533,7 +13668,7 @@
     <w:uiPriority w:val="9"/>
     <w:unhideWhenUsed/>
     <w:qFormat/>
-    <w:rsid w:val="00123297"/>
+    <w:rsid w:val="00FD4429"/>
     <w:pPr>
       <w:keepNext/>
       <w:keepLines/>
@@ -13552,7 +13687,7 @@
     <w:basedOn w:val="Fuentedeprrafopredeter"/>
     <w:link w:val="Heading1"/>
     <w:uiPriority w:val="9"/>
-    <w:rsid w:val="00123297"/>
+    <w:rsid w:val="00FD4429"/>
     <w:rPr>
       <w:rFonts w:ascii="Arial" w:eastAsia="Arial" w:hAnsi="Arial" w:cs="Arial"/>
       <w:color w:val="2E74B5" w:themeColor="accent1" w:themeShade="BF"/>
@@ -13565,7 +13700,7 @@
     <w:basedOn w:val="Fuentedeprrafopredeter"/>
     <w:link w:val="Heading2"/>
     <w:uiPriority w:val="9"/>
-    <w:rsid w:val="00123297"/>
+    <w:rsid w:val="00FD4429"/>
     <w:rPr>
       <w:rFonts w:ascii="Arial" w:eastAsia="Arial" w:hAnsi="Arial" w:cs="Arial"/>
       <w:color w:val="2E74B5" w:themeColor="accent1" w:themeShade="BF"/>
@@ -13578,7 +13713,7 @@
     <w:basedOn w:val="Fuentedeprrafopredeter"/>
     <w:link w:val="Heading3"/>
     <w:uiPriority w:val="9"/>
-    <w:rsid w:val="00123297"/>
+    <w:rsid w:val="00FD4429"/>
     <w:rPr>
       <w:rFonts w:ascii="Arial" w:eastAsia="Arial" w:hAnsi="Arial" w:cs="Arial"/>
       <w:color w:val="2E74B5" w:themeColor="accent1" w:themeShade="BF"/>
@@ -13591,7 +13726,7 @@
     <w:basedOn w:val="Fuentedeprrafopredeter"/>
     <w:link w:val="Heading4"/>
     <w:uiPriority w:val="9"/>
-    <w:rsid w:val="00123297"/>
+    <w:rsid w:val="00FD4429"/>
     <w:rPr>
       <w:rFonts w:ascii="Arial" w:eastAsia="Arial" w:hAnsi="Arial" w:cs="Arial"/>
       <w:i/>
@@ -13604,7 +13739,7 @@
     <w:basedOn w:val="Fuentedeprrafopredeter"/>
     <w:link w:val="Heading5"/>
     <w:uiPriority w:val="9"/>
-    <w:rsid w:val="00123297"/>
+    <w:rsid w:val="00FD4429"/>
     <w:rPr>
       <w:rFonts w:ascii="Arial" w:eastAsia="Arial" w:hAnsi="Arial" w:cs="Arial"/>
       <w:color w:val="2E74B5" w:themeColor="accent1" w:themeShade="BF"/>
@@ -13615,7 +13750,7 @@
     <w:basedOn w:val="Fuentedeprrafopredeter"/>
     <w:link w:val="Heading6"/>
     <w:uiPriority w:val="9"/>
-    <w:rsid w:val="00123297"/>
+    <w:rsid w:val="00FD4429"/>
     <w:rPr>
       <w:rFonts w:ascii="Arial" w:eastAsia="Arial" w:hAnsi="Arial" w:cs="Arial"/>
       <w:i/>
@@ -13628,7 +13763,7 @@
     <w:basedOn w:val="Fuentedeprrafopredeter"/>
     <w:link w:val="Heading7"/>
     <w:uiPriority w:val="9"/>
-    <w:rsid w:val="00123297"/>
+    <w:rsid w:val="00FD4429"/>
     <w:rPr>
       <w:rFonts w:ascii="Arial" w:eastAsia="Arial" w:hAnsi="Arial" w:cs="Arial"/>
       <w:color w:val="595959" w:themeColor="text1" w:themeTint="A6"/>
@@ -13639,7 +13774,7 @@
     <w:basedOn w:val="Fuentedeprrafopredeter"/>
     <w:link w:val="Heading8"/>
     <w:uiPriority w:val="9"/>
-    <w:rsid w:val="00123297"/>
+    <w:rsid w:val="00FD4429"/>
     <w:rPr>
       <w:rFonts w:ascii="Arial" w:eastAsia="Arial" w:hAnsi="Arial" w:cs="Arial"/>
       <w:i/>
@@ -13652,7 +13787,7 @@
     <w:basedOn w:val="Fuentedeprrafopredeter"/>
     <w:link w:val="Heading9"/>
     <w:uiPriority w:val="9"/>
-    <w:rsid w:val="00123297"/>
+    <w:rsid w:val="00FD4429"/>
     <w:rPr>
       <w:rFonts w:ascii="Arial" w:eastAsia="Arial" w:hAnsi="Arial" w:cs="Arial"/>
       <w:i/>
@@ -13667,7 +13802,7 @@
     <w:link w:val="TtuloCar"/>
     <w:uiPriority w:val="10"/>
     <w:qFormat/>
-    <w:rsid w:val="00123297"/>
+    <w:rsid w:val="00FD4429"/>
     <w:pPr>
       <w:spacing w:after="80" w:line="240" w:lineRule="auto"/>
       <w:contextualSpacing/>
@@ -13684,7 +13819,7 @@
     <w:basedOn w:val="Fuentedeprrafopredeter"/>
     <w:link w:val="Ttulo"/>
     <w:uiPriority w:val="10"/>
-    <w:rsid w:val="00123297"/>
+    <w:rsid w:val="00FD4429"/>
     <w:rPr>
       <w:rFonts w:ascii="Arial" w:eastAsia="Arial" w:hAnsi="Arial" w:cs="Arial"/>
       <w:spacing w:val="-10"/>
@@ -13699,7 +13834,7 @@
     <w:link w:val="SubttuloCar"/>
     <w:uiPriority w:val="11"/>
     <w:qFormat/>
-    <w:rsid w:val="00123297"/>
+    <w:rsid w:val="00FD4429"/>
     <w:pPr>
       <w:numPr>
         <w:ilvl w:val="1"/>
@@ -13717,7 +13852,7 @@
     <w:basedOn w:val="Fuentedeprrafopredeter"/>
     <w:link w:val="Subttulo"/>
     <w:uiPriority w:val="11"/>
-    <w:rsid w:val="00123297"/>
+    <w:rsid w:val="00FD4429"/>
     <w:rPr>
       <w:color w:val="595959" w:themeColor="text1" w:themeTint="A6"/>
       <w:spacing w:val="15"/>
@@ -13732,7 +13867,7 @@
     <w:link w:val="CitaCar"/>
     <w:uiPriority w:val="29"/>
     <w:qFormat/>
-    <w:rsid w:val="00123297"/>
+    <w:rsid w:val="00FD4429"/>
     <w:pPr>
       <w:spacing w:before="160"/>
       <w:jc w:val="center"/>
@@ -13748,7 +13883,7 @@
     <w:basedOn w:val="Fuentedeprrafopredeter"/>
     <w:link w:val="Cita"/>
     <w:uiPriority w:val="29"/>
-    <w:rsid w:val="00123297"/>
+    <w:rsid w:val="00FD4429"/>
     <w:rPr>
       <w:i/>
       <w:iCs/>
@@ -13760,7 +13895,7 @@
     <w:basedOn w:val="Fuentedeprrafopredeter"/>
     <w:uiPriority w:val="21"/>
     <w:qFormat/>
-    <w:rsid w:val="00123297"/>
+    <w:rsid w:val="00FD4429"/>
     <w:rPr>
       <w:i/>
       <w:iCs/>
@@ -13774,7 +13909,7 @@
     <w:link w:val="CitadestacadaCar"/>
     <w:uiPriority w:val="30"/>
     <w:qFormat/>
-    <w:rsid w:val="00123297"/>
+    <w:rsid w:val="00FD4429"/>
     <w:pPr>
       <w:pBdr>
         <w:top w:val="single" w:sz="4" w:space="10" w:color="2E74B5" w:themeColor="accent1" w:themeShade="BF"/>
@@ -13795,7 +13930,7 @@
     <w:basedOn w:val="Fuentedeprrafopredeter"/>
     <w:link w:val="Citadestacada"/>
     <w:uiPriority w:val="30"/>
-    <w:rsid w:val="00123297"/>
+    <w:rsid w:val="00FD4429"/>
     <w:rPr>
       <w:i/>
       <w:iCs/>
@@ -13807,7 +13942,7 @@
     <w:basedOn w:val="Fuentedeprrafopredeter"/>
     <w:uiPriority w:val="32"/>
     <w:qFormat/>
-    <w:rsid w:val="00123297"/>
+    <w:rsid w:val="00FD4429"/>
     <w:rPr>
       <w:b/>
       <w:bCs/>
@@ -13821,7 +13956,7 @@
     <w:basedOn w:val="Fuentedeprrafopredeter"/>
     <w:uiPriority w:val="19"/>
     <w:qFormat/>
-    <w:rsid w:val="00123297"/>
+    <w:rsid w:val="00FD4429"/>
     <w:rPr>
       <w:i/>
       <w:iCs/>
@@ -13833,7 +13968,7 @@
     <w:basedOn w:val="Fuentedeprrafopredeter"/>
     <w:uiPriority w:val="20"/>
     <w:qFormat/>
-    <w:rsid w:val="00123297"/>
+    <w:rsid w:val="00FD4429"/>
     <w:rPr>
       <w:i/>
       <w:iCs/>
@@ -13844,7 +13979,7 @@
     <w:basedOn w:val="Fuentedeprrafopredeter"/>
     <w:uiPriority w:val="22"/>
     <w:qFormat/>
-    <w:rsid w:val="00123297"/>
+    <w:rsid w:val="00FD4429"/>
     <w:rPr>
       <w:b/>
       <w:bCs/>
@@ -13855,7 +13990,7 @@
     <w:basedOn w:val="Fuentedeprrafopredeter"/>
     <w:uiPriority w:val="31"/>
     <w:qFormat/>
-    <w:rsid w:val="00123297"/>
+    <w:rsid w:val="00FD4429"/>
     <w:rPr>
       <w:smallCaps/>
       <w:color w:val="5A5A5A" w:themeColor="text1" w:themeTint="A5"/>
@@ -13866,7 +14001,7 @@
     <w:basedOn w:val="Fuentedeprrafopredeter"/>
     <w:uiPriority w:val="33"/>
     <w:qFormat/>
-    <w:rsid w:val="00123297"/>
+    <w:rsid w:val="00FD4429"/>
     <w:rPr>
       <w:b/>
       <w:bCs/>
@@ -13881,7 +14016,7 @@
     <w:link w:val="HeaderChar"/>
     <w:uiPriority w:val="99"/>
     <w:unhideWhenUsed/>
-    <w:rsid w:val="00123297"/>
+    <w:rsid w:val="00FD4429"/>
     <w:pPr>
       <w:tabs>
         <w:tab w:val="center" w:pos="4844"/>
@@ -13895,7 +14030,7 @@
     <w:basedOn w:val="Fuentedeprrafopredeter"/>
     <w:link w:val="Header"/>
     <w:uiPriority w:val="99"/>
-    <w:rsid w:val="00123297"/>
+    <w:rsid w:val="00FD4429"/>
   </w:style>
   <w:style w:type="paragraph" w:customStyle="1" w:styleId="Footer">
     <w:name w:val="Footer"/>
@@ -13903,7 +14038,7 @@
     <w:link w:val="FooterChar"/>
     <w:uiPriority w:val="99"/>
     <w:unhideWhenUsed/>
-    <w:rsid w:val="00123297"/>
+    <w:rsid w:val="00FD4429"/>
     <w:pPr>
       <w:tabs>
         <w:tab w:val="center" w:pos="4844"/>
@@ -13917,7 +14052,7 @@
     <w:basedOn w:val="Fuentedeprrafopredeter"/>
     <w:link w:val="Footer"/>
     <w:uiPriority w:val="99"/>
-    <w:rsid w:val="00123297"/>
+    <w:rsid w:val="00FD4429"/>
   </w:style>
   <w:style w:type="paragraph" w:customStyle="1" w:styleId="Caption">
     <w:name w:val="Caption"/>
@@ -13926,7 +14061,7 @@
     <w:uiPriority w:val="35"/>
     <w:unhideWhenUsed/>
     <w:qFormat/>
-    <w:rsid w:val="00123297"/>
+    <w:rsid w:val="00FD4429"/>
     <w:pPr>
       <w:spacing w:line="240" w:lineRule="auto"/>
     </w:pPr>
@@ -13945,7 +14080,7 @@
     <w:uiPriority w:val="99"/>
     <w:semiHidden/>
     <w:unhideWhenUsed/>
-    <w:rsid w:val="00123297"/>
+    <w:rsid w:val="00FD4429"/>
     <w:pPr>
       <w:spacing w:after="0" w:line="240" w:lineRule="auto"/>
     </w:pPr>
@@ -13960,7 +14095,7 @@
     <w:link w:val="Textonotapie"/>
     <w:uiPriority w:val="99"/>
     <w:semiHidden/>
-    <w:rsid w:val="00123297"/>
+    <w:rsid w:val="00FD4429"/>
     <w:rPr>
       <w:sz w:val="20"/>
       <w:szCs w:val="20"/>
@@ -13972,7 +14107,7 @@
     <w:uiPriority w:val="99"/>
     <w:semiHidden/>
     <w:unhideWhenUsed/>
-    <w:rsid w:val="00123297"/>
+    <w:rsid w:val="00FD4429"/>
     <w:rPr>
       <w:vertAlign w:val="superscript"/>
     </w:rPr>
@@ -13984,7 +14119,7 @@
     <w:uiPriority w:val="99"/>
     <w:semiHidden/>
     <w:unhideWhenUsed/>
-    <w:rsid w:val="00123297"/>
+    <w:rsid w:val="00FD4429"/>
     <w:pPr>
       <w:spacing w:after="0" w:line="240" w:lineRule="auto"/>
     </w:pPr>
@@ -13999,7 +14134,7 @@
     <w:link w:val="Textonotaalfinal"/>
     <w:uiPriority w:val="99"/>
     <w:semiHidden/>
-    <w:rsid w:val="00123297"/>
+    <w:rsid w:val="00FD4429"/>
     <w:rPr>
       <w:sz w:val="20"/>
       <w:szCs w:val="20"/>
@@ -14011,7 +14146,7 @@
     <w:uiPriority w:val="99"/>
     <w:semiHidden/>
     <w:unhideWhenUsed/>
-    <w:rsid w:val="00123297"/>
+    <w:rsid w:val="00FD4429"/>
     <w:rPr>
       <w:vertAlign w:val="superscript"/>
     </w:rPr>
@@ -14021,7 +14156,7 @@
     <w:basedOn w:val="Fuentedeprrafopredeter"/>
     <w:uiPriority w:val="99"/>
     <w:unhideWhenUsed/>
-    <w:rsid w:val="00123297"/>
+    <w:rsid w:val="00FD4429"/>
     <w:rPr>
       <w:color w:val="0563C1" w:themeColor="hyperlink"/>
       <w:u w:val="single"/>
@@ -14033,7 +14168,7 @@
     <w:uiPriority w:val="99"/>
     <w:semiHidden/>
     <w:unhideWhenUsed/>
-    <w:rsid w:val="00123297"/>
+    <w:rsid w:val="00FD4429"/>
     <w:rPr>
       <w:color w:val="954F72" w:themeColor="followedHyperlink"/>
       <w:u w:val="single"/>
@@ -14045,7 +14180,7 @@
     <w:next w:val="Normal"/>
     <w:uiPriority w:val="39"/>
     <w:unhideWhenUsed/>
-    <w:rsid w:val="00123297"/>
+    <w:rsid w:val="00FD4429"/>
     <w:pPr>
       <w:spacing w:after="100"/>
     </w:pPr>
@@ -14056,7 +14191,7 @@
     <w:next w:val="Normal"/>
     <w:uiPriority w:val="39"/>
     <w:unhideWhenUsed/>
-    <w:rsid w:val="00123297"/>
+    <w:rsid w:val="00FD4429"/>
     <w:pPr>
       <w:spacing w:after="100"/>
       <w:ind w:left="220"/>
@@ -14068,7 +14203,7 @@
     <w:next w:val="Normal"/>
     <w:uiPriority w:val="39"/>
     <w:unhideWhenUsed/>
-    <w:rsid w:val="00123297"/>
+    <w:rsid w:val="00FD4429"/>
     <w:pPr>
       <w:spacing w:after="100"/>
       <w:ind w:left="440"/>
@@ -14080,7 +14215,7 @@
     <w:next w:val="Normal"/>
     <w:uiPriority w:val="39"/>
     <w:unhideWhenUsed/>
-    <w:rsid w:val="00123297"/>
+    <w:rsid w:val="00FD4429"/>
     <w:pPr>
       <w:spacing w:after="100"/>
       <w:ind w:left="660"/>
@@ -14092,7 +14227,7 @@
     <w:next w:val="Normal"/>
     <w:uiPriority w:val="39"/>
     <w:unhideWhenUsed/>
-    <w:rsid w:val="00123297"/>
+    <w:rsid w:val="00FD4429"/>
     <w:pPr>
       <w:spacing w:after="100"/>
       <w:ind w:left="880"/>
@@ -14104,7 +14239,7 @@
     <w:next w:val="Normal"/>
     <w:uiPriority w:val="39"/>
     <w:unhideWhenUsed/>
-    <w:rsid w:val="00123297"/>
+    <w:rsid w:val="00FD4429"/>
     <w:pPr>
       <w:spacing w:after="100"/>
       <w:ind w:left="1100"/>
@@ -14116,7 +14251,7 @@
     <w:next w:val="Normal"/>
     <w:uiPriority w:val="39"/>
     <w:unhideWhenUsed/>
-    <w:rsid w:val="00123297"/>
+    <w:rsid w:val="00FD4429"/>
     <w:pPr>
       <w:spacing w:after="100"/>
       <w:ind w:left="1320"/>
@@ -14128,7 +14263,7 @@
     <w:next w:val="Normal"/>
     <w:uiPriority w:val="39"/>
     <w:unhideWhenUsed/>
-    <w:rsid w:val="00123297"/>
+    <w:rsid w:val="00FD4429"/>
     <w:pPr>
       <w:spacing w:after="100"/>
       <w:ind w:left="1540"/>
@@ -14140,7 +14275,7 @@
     <w:next w:val="Normal"/>
     <w:uiPriority w:val="39"/>
     <w:unhideWhenUsed/>
-    <w:rsid w:val="00123297"/>
+    <w:rsid w:val="00FD4429"/>
     <w:pPr>
       <w:spacing w:after="100"/>
       <w:ind w:left="1760"/>
@@ -14151,7 +14286,7 @@
     <w:basedOn w:val="Fuentedeprrafopredeter"/>
     <w:uiPriority w:val="99"/>
     <w:semiHidden/>
-    <w:rsid w:val="00123297"/>
+    <w:rsid w:val="00FD4429"/>
     <w:rPr>
       <w:color w:val="666666"/>
     </w:rPr>
@@ -14160,7 +14295,7 @@
     <w:name w:val="TOC Heading"/>
     <w:uiPriority w:val="39"/>
     <w:unhideWhenUsed/>
-    <w:rsid w:val="00123297"/>
+    <w:rsid w:val="00FD4429"/>
   </w:style>
   <w:style w:type="paragraph" w:styleId="Tabladeilustraciones">
     <w:name w:val="table of figures"/>
@@ -14168,7 +14303,7 @@
     <w:next w:val="Normal"/>
     <w:uiPriority w:val="99"/>
     <w:unhideWhenUsed/>
-    <w:rsid w:val="00123297"/>
+    <w:rsid w:val="00FD4429"/>
     <w:pPr>
       <w:spacing w:after="0"/>
     </w:pPr>
@@ -14178,7 +14313,7 @@
     <w:basedOn w:val="Normal"/>
     <w:uiPriority w:val="1"/>
     <w:qFormat/>
-    <w:rsid w:val="00123297"/>
+    <w:rsid w:val="00FD4429"/>
     <w:pPr>
       <w:spacing w:after="0" w:line="240" w:lineRule="auto"/>
     </w:pPr>
@@ -14188,11 +14323,41 @@
     <w:basedOn w:val="Normal"/>
     <w:uiPriority w:val="34"/>
     <w:qFormat/>
-    <w:rsid w:val="00123297"/>
+    <w:rsid w:val="00FD4429"/>
     <w:pPr>
       <w:ind w:left="720"/>
       <w:contextualSpacing/>
     </w:pPr>
+  </w:style>
+  <w:style w:type="paragraph" w:styleId="Textodeglobo">
+    <w:name w:val="Balloon Text"/>
+    <w:basedOn w:val="Normal"/>
+    <w:link w:val="TextodegloboCar"/>
+    <w:uiPriority w:val="99"/>
+    <w:semiHidden/>
+    <w:unhideWhenUsed/>
+    <w:rsid w:val="00324960"/>
+    <w:pPr>
+      <w:spacing w:after="0" w:line="240" w:lineRule="auto"/>
+    </w:pPr>
+    <w:rPr>
+      <w:rFonts w:ascii="Tahoma" w:hAnsi="Tahoma" w:cs="Tahoma"/>
+      <w:sz w:val="16"/>
+      <w:szCs w:val="16"/>
+    </w:rPr>
+  </w:style>
+  <w:style w:type="character" w:customStyle="1" w:styleId="TextodegloboCar">
+    <w:name w:val="Texto de globo Car"/>
+    <w:basedOn w:val="Fuentedeprrafopredeter"/>
+    <w:link w:val="Textodeglobo"/>
+    <w:uiPriority w:val="99"/>
+    <w:semiHidden/>
+    <w:rsid w:val="00324960"/>
+    <w:rPr>
+      <w:rFonts w:ascii="Tahoma" w:hAnsi="Tahoma" w:cs="Tahoma"/>
+      <w:sz w:val="16"/>
+      <w:szCs w:val="16"/>
+    </w:rPr>
   </w:style>
 </w:styles>
 </file>
